--- a/Volume 1/Chapter 05 - CRUD Applications/SPA_Vol1_Ch5_Lesson5_5_Search_Records.docx
+++ b/Volume 1/Chapter 05 - CRUD Applications/SPA_Vol1_Ch5_Lesson5_5_Search_Records.docx
@@ -1422,8 +1422,411 @@
       </w:pPr>
     </w:p>
     <w:p>
-      <w:r>
-        <w:t>Save each source and supporting file from this lesson into the matching path in the project layout. As in Chapter 1, notepad .\c\basic_contacts.c creates and opens one: choose Yes, type the file, save it with Ctrl+S, and close Notepad (on Linux or macOS, nano ./c/basic_contacts.c: type the file, then save and close it with Ctrl+O, Enter, then Ctrl+X).</w:t>
+      <w:pPr>
+        <w:pStyle w:val="Heading3"/>
+      </w:pPr>
+      <w:r>
+        <w:t>Windows PowerShell Project Files Setup</w:t>
+      </w:r>
+    </w:p>
+    <w:p>
+      <w:pPr>
+        <w:keepNext/>
+      </w:pPr>
+      <w:r>
+        <w:t>Next, let the tools create each project's settings file, as in Chapter 1. Remember, dotnet new console -o makes a C# project with a .csproj file and a starter Program.cs; you replace Program.cs with this lesson's code in the C# section. Remember, go mod init makes the .\go folder a module by writing .\go\go.mod; its go line shows the Go version you have installed. Remember, npm init -y, npm pkg, then npm install: npm init and npm pkg write .\typescript\package.json here, and Step 2 installs the packages.</w:t>
+      </w:r>
+    </w:p>
+    <w:p>
+      <w:pPr>
+        <w:keepNext/>
+      </w:pPr>
+    </w:p>
+    <w:p>
+      <w:pPr>
+        <w:pStyle w:val="CommandBlock"/>
+        <w:keepNext/>
+      </w:pPr>
+      <w:r>
+        <w:t>dotnet new console -o .\csharp\BasicContacts</w:t>
+      </w:r>
+    </w:p>
+    <w:p>
+      <w:pPr>
+        <w:pStyle w:val="CommandBlock"/>
+        <w:keepNext/>
+      </w:pPr>
+      <w:r>
+        <w:t>dotnet new console -o .\csharp\Contacts</w:t>
+      </w:r>
+    </w:p>
+    <w:p>
+      <w:pPr>
+        <w:pStyle w:val="CommandBlock"/>
+        <w:keepNext/>
+      </w:pPr>
+      <w:r>
+        <w:t>go -C .\go mod init example.com/searchrecords</w:t>
+      </w:r>
+    </w:p>
+    <w:p>
+      <w:pPr>
+        <w:pStyle w:val="CommandBlock"/>
+        <w:keepNext/>
+      </w:pPr>
+      <w:r>
+        <w:t>Push-Location .\typescript</w:t>
+      </w:r>
+    </w:p>
+    <w:p>
+      <w:pPr>
+        <w:pStyle w:val="CommandBlock"/>
+        <w:keepNext/>
+      </w:pPr>
+      <w:r>
+        <w:t>npm init -y</w:t>
+      </w:r>
+    </w:p>
+    <w:p>
+      <w:pPr>
+        <w:pStyle w:val="CommandBlock"/>
+        <w:keepNext/>
+      </w:pPr>
+      <w:r>
+        <w:t>npm pkg set name=search-records-typescript type=module</w:t>
+      </w:r>
+    </w:p>
+    <w:p>
+      <w:pPr>
+        <w:pStyle w:val="CommandBlock"/>
+        <w:keepNext/>
+      </w:pPr>
+      <w:r>
+        <w:t>npm pkg set private=true --json</w:t>
+      </w:r>
+    </w:p>
+    <w:p>
+      <w:pPr>
+        <w:pStyle w:val="CommandBlock"/>
+        <w:keepNext/>
+      </w:pPr>
+      <w:r>
+        <w:t>npm pkg set "scripts.check=tsc --noEmit" "scripts.build=tsc --noEmitOnError"</w:t>
+      </w:r>
+    </w:p>
+    <w:p>
+      <w:pPr>
+        <w:pStyle w:val="CommandBlock"/>
+        <w:keepNext/>
+      </w:pPr>
+      <w:r>
+        <w:t>npm pkg delete version description main keywords author license scripts.test</w:t>
+      </w:r>
+    </w:p>
+    <w:p>
+      <w:pPr>
+        <w:pStyle w:val="CommandBlock"/>
+      </w:pPr>
+      <w:r>
+        <w:t>Pop-Location</w:t>
+      </w:r>
+    </w:p>
+    <w:p>
+      <w:pPr>
+        <w:keepNext/>
+      </w:pPr>
+    </w:p>
+    <w:p>
+      <w:r>
+        <w:t>Then type the TypeScript compiler settings. As in Chapter 1, notepad .\typescript\tsconfig.json creates and opens the file: choose Yes, type the file, save it with Ctrl+S, and close Notepad.</w:t>
+      </w:r>
+    </w:p>
+    <w:p>
+      <w:pPr>
+        <w:keepNext/>
+      </w:pPr>
+    </w:p>
+    <w:p>
+      <w:pPr>
+        <w:pStyle w:val="Heading3"/>
+      </w:pPr>
+      <w:r>
+        <w:t>typescript/tsconfig.json</w:t>
+      </w:r>
+    </w:p>
+    <w:p>
+      <w:pPr>
+        <w:pStyle w:val="SourceCode"/>
+        <w:keepNext/>
+      </w:pPr>
+      <w:r>
+        <w:t>{</w:t>
+      </w:r>
+    </w:p>
+    <w:p>
+      <w:pPr>
+        <w:pStyle w:val="SourceCode"/>
+        <w:keepNext/>
+      </w:pPr>
+      <w:r>
+        <w:t xml:space="preserve">  "compilerOptions": {</w:t>
+      </w:r>
+    </w:p>
+    <w:p>
+      <w:pPr>
+        <w:pStyle w:val="SourceCode"/>
+      </w:pPr>
+      <w:r>
+        <w:t xml:space="preserve">    "target": "ES2022",</w:t>
+      </w:r>
+    </w:p>
+    <w:p>
+      <w:pPr>
+        <w:pStyle w:val="SourceCode"/>
+      </w:pPr>
+      <w:r>
+        <w:t xml:space="preserve">    "module": "NodeNext",</w:t>
+      </w:r>
+    </w:p>
+    <w:p>
+      <w:pPr>
+        <w:pStyle w:val="SourceCode"/>
+      </w:pPr>
+      <w:r>
+        <w:t xml:space="preserve">    "moduleResolution": "NodeNext",</w:t>
+      </w:r>
+    </w:p>
+    <w:p>
+      <w:pPr>
+        <w:pStyle w:val="SourceCode"/>
+      </w:pPr>
+      <w:r>
+        <w:t xml:space="preserve">    "rootDir": "src",</w:t>
+      </w:r>
+    </w:p>
+    <w:p>
+      <w:pPr>
+        <w:pStyle w:val="SourceCode"/>
+      </w:pPr>
+      <w:r>
+        <w:t xml:space="preserve">    "outDir": "dist",</w:t>
+      </w:r>
+    </w:p>
+    <w:p>
+      <w:pPr>
+        <w:pStyle w:val="SourceCode"/>
+      </w:pPr>
+      <w:r>
+        <w:t xml:space="preserve">    "strict": true,</w:t>
+      </w:r>
+    </w:p>
+    <w:p>
+      <w:pPr>
+        <w:pStyle w:val="SourceCode"/>
+      </w:pPr>
+      <w:r>
+        <w:t xml:space="preserve">    "types": [</w:t>
+      </w:r>
+    </w:p>
+    <w:p>
+      <w:pPr>
+        <w:pStyle w:val="SourceCode"/>
+      </w:pPr>
+      <w:r>
+        <w:t xml:space="preserve">      "node"</w:t>
+      </w:r>
+    </w:p>
+    <w:p>
+      <w:pPr>
+        <w:pStyle w:val="SourceCode"/>
+      </w:pPr>
+      <w:r>
+        <w:t xml:space="preserve">    ],</w:t>
+      </w:r>
+    </w:p>
+    <w:p>
+      <w:pPr>
+        <w:pStyle w:val="SourceCode"/>
+      </w:pPr>
+      <w:r>
+        <w:t xml:space="preserve">    "moduleDetection": "force"</w:t>
+      </w:r>
+    </w:p>
+    <w:p>
+      <w:pPr>
+        <w:pStyle w:val="SourceCode"/>
+      </w:pPr>
+      <w:r>
+        <w:t xml:space="preserve">  },</w:t>
+      </w:r>
+    </w:p>
+    <w:p>
+      <w:pPr>
+        <w:pStyle w:val="SourceCode"/>
+      </w:pPr>
+      <w:r>
+        <w:t xml:space="preserve">  "include": [</w:t>
+      </w:r>
+    </w:p>
+    <w:p>
+      <w:pPr>
+        <w:pStyle w:val="SourceCode"/>
+        <w:keepNext/>
+      </w:pPr>
+      <w:r>
+        <w:t xml:space="preserve">    "src/**/*.ts"</w:t>
+      </w:r>
+    </w:p>
+    <w:p>
+      <w:pPr>
+        <w:pStyle w:val="SourceCode"/>
+        <w:keepNext/>
+      </w:pPr>
+      <w:r>
+        <w:t xml:space="preserve">  ]</w:t>
+      </w:r>
+    </w:p>
+    <w:p>
+      <w:pPr>
+        <w:pStyle w:val="SourceCode"/>
+      </w:pPr>
+      <w:r>
+        <w:t>}</w:t>
+      </w:r>
+    </w:p>
+    <w:p>
+      <w:pPr>
+        <w:keepNext/>
+      </w:pPr>
+    </w:p>
+    <w:p>
+      <w:r>
+        <w:t>You save each source file in its language's section below, as each is shown, the same way.</w:t>
+      </w:r>
+    </w:p>
+    <w:p>
+      <w:pPr>
+        <w:keepNext/>
+      </w:pPr>
+    </w:p>
+    <w:p>
+      <w:pPr>
+        <w:pStyle w:val="Heading3"/>
+      </w:pPr>
+      <w:r>
+        <w:t>Linux or macOS Project Files Setup</w:t>
+      </w:r>
+    </w:p>
+    <w:p>
+      <w:pPr>
+        <w:keepNext/>
+      </w:pPr>
+      <w:r>
+        <w:t>Then create the C#, Go, and TypeScript project files with the same commands as on Windows; cd moves into ./typescript for the npm lines, and cd .. moves back.</w:t>
+      </w:r>
+    </w:p>
+    <w:p>
+      <w:pPr>
+        <w:keepNext/>
+      </w:pPr>
+    </w:p>
+    <w:p>
+      <w:pPr>
+        <w:pStyle w:val="CommandBlock"/>
+        <w:keepNext/>
+      </w:pPr>
+      <w:r>
+        <w:t>dotnet new console -o ./csharp/BasicContacts</w:t>
+      </w:r>
+    </w:p>
+    <w:p>
+      <w:pPr>
+        <w:pStyle w:val="CommandBlock"/>
+        <w:keepNext/>
+      </w:pPr>
+      <w:r>
+        <w:t>dotnet new console -o ./csharp/Contacts</w:t>
+      </w:r>
+    </w:p>
+    <w:p>
+      <w:pPr>
+        <w:pStyle w:val="CommandBlock"/>
+        <w:keepNext/>
+      </w:pPr>
+      <w:r>
+        <w:t>go -C ./go mod init example.com/searchrecords</w:t>
+      </w:r>
+    </w:p>
+    <w:p>
+      <w:pPr>
+        <w:pStyle w:val="CommandBlock"/>
+        <w:keepNext/>
+      </w:pPr>
+      <w:r>
+        <w:t>cd ./typescript</w:t>
+      </w:r>
+    </w:p>
+    <w:p>
+      <w:pPr>
+        <w:pStyle w:val="CommandBlock"/>
+        <w:keepNext/>
+      </w:pPr>
+      <w:r>
+        <w:t>npm init -y</w:t>
+      </w:r>
+    </w:p>
+    <w:p>
+      <w:pPr>
+        <w:pStyle w:val="CommandBlock"/>
+        <w:keepNext/>
+      </w:pPr>
+      <w:r>
+        <w:t>npm pkg set name=search-records-typescript type=module</w:t>
+      </w:r>
+    </w:p>
+    <w:p>
+      <w:pPr>
+        <w:pStyle w:val="CommandBlock"/>
+        <w:keepNext/>
+      </w:pPr>
+      <w:r>
+        <w:t>npm pkg set private=true --json</w:t>
+      </w:r>
+    </w:p>
+    <w:p>
+      <w:pPr>
+        <w:pStyle w:val="CommandBlock"/>
+        <w:keepNext/>
+      </w:pPr>
+      <w:r>
+        <w:t>npm pkg set "scripts.check=tsc --noEmit" "scripts.build=tsc --noEmitOnError"</w:t>
+      </w:r>
+    </w:p>
+    <w:p>
+      <w:pPr>
+        <w:pStyle w:val="CommandBlock"/>
+        <w:keepNext/>
+      </w:pPr>
+      <w:r>
+        <w:t>npm pkg delete version description main keywords author license scripts.test</w:t>
+      </w:r>
+    </w:p>
+    <w:p>
+      <w:pPr>
+        <w:pStyle w:val="CommandBlock"/>
+      </w:pPr>
+      <w:r>
+        <w:t>cd ..</w:t>
+      </w:r>
+    </w:p>
+    <w:p>
+      <w:pPr>
+        <w:keepNext/>
+      </w:pPr>
+    </w:p>
+    <w:p>
+      <w:r>
+        <w:t>Type typescript/tsconfig.json exactly as shown in the Windows setup. You save each source file in its language's section below, as each is shown. As in Chapter 1, nano ./c/basic_contacts.c creates and opens one: type the file, then save and close it with Ctrl+O, Enter, then Ctrl+X.</w:t>
       </w:r>
     </w:p>
     <w:p>
@@ -1455,6 +1858,16 @@
       </w:pPr>
     </w:p>
     <w:p>
+      <w:r>
+        <w:t>Remember, dotnet add writes the pinned package into the .csproj, go get pins the module in go.mod and go.sum, and npm install --save-exact pins each package in package.json. dotnet add also restores the package, so the dotnet restore lines below only check that it is there. go get lists the module as // indirect until a Go file imports it, and the build works either way; after you save the Go files, go -C .\go mod tidy rewrites go.mod to match the imports, as Supporting Files shows.</w:t>
+      </w:r>
+    </w:p>
+    <w:p>
+      <w:pPr>
+        <w:keepNext/>
+      </w:pPr>
+    </w:p>
+    <w:p>
       <w:pPr>
         <w:pStyle w:val="Heading3"/>
       </w:pPr>
@@ -1468,7 +1881,7 @@
         <w:keepNext/>
       </w:pPr>
       <w:r>
-        <w:t>npm --prefix .\typescript install --ignore-scripts --no-audit --no-fund</w:t>
+        <w:t>npm --prefix .\typescript install --save-dev --save-exact @types/node@24.13.5 `</w:t>
       </w:r>
     </w:p>
     <w:p>
@@ -1477,6 +1890,33 @@
         <w:keepNext/>
       </w:pPr>
       <w:r>
+        <w:t xml:space="preserve">    typescript@7.0.2 --ignore-scripts --no-audit --no-fund</w:t>
+      </w:r>
+    </w:p>
+    <w:p>
+      <w:pPr>
+        <w:pStyle w:val="CommandBlock"/>
+        <w:keepNext/>
+      </w:pPr>
+      <w:r>
+        <w:t>npm --prefix .\typescript install --save-exact mysql2@3.24.5 `</w:t>
+      </w:r>
+    </w:p>
+    <w:p>
+      <w:pPr>
+        <w:pStyle w:val="CommandBlock"/>
+        <w:keepNext/>
+      </w:pPr>
+      <w:r>
+        <w:t xml:space="preserve">    --ignore-scripts --no-audit --no-fund</w:t>
+      </w:r>
+    </w:p>
+    <w:p>
+      <w:pPr>
+        <w:pStyle w:val="CommandBlock"/>
+        <w:keepNext/>
+      </w:pPr>
+      <w:r>
         <w:t>py -m venv .\python\.venv</w:t>
       </w:r>
     </w:p>
@@ -1495,7 +1935,7 @@
         <w:keepNext/>
       </w:pPr>
       <w:r>
-        <w:t>go -C .\go mod tidy</w:t>
+        <w:t>go -C .\go get github.com/go-sql-driver/mysql@v1.10.1</w:t>
       </w:r>
     </w:p>
     <w:p>
@@ -1504,6 +1944,24 @@
         <w:keepNext/>
       </w:pPr>
       <w:r>
+        <w:t>dotnet add .\csharp\BasicContacts package MySqlConnector --version 2.6.2</w:t>
+      </w:r>
+    </w:p>
+    <w:p>
+      <w:pPr>
+        <w:pStyle w:val="CommandBlock"/>
+        <w:keepNext/>
+      </w:pPr>
+      <w:r>
+        <w:t>dotnet add .\csharp\Contacts package MySqlConnector --version 2.6.2</w:t>
+      </w:r>
+    </w:p>
+    <w:p>
+      <w:pPr>
+        <w:pStyle w:val="CommandBlock"/>
+        <w:keepNext/>
+      </w:pPr>
+      <w:r>
         <w:t>dotnet restore .\csharp\BasicContacts</w:t>
       </w:r>
     </w:p>
@@ -1720,7 +2178,7 @@
         <w:keepNext/>
       </w:pPr>
       <w:r>
-        <w:t>npm --prefix ./typescript install --ignore-scripts --no-audit --no-fund</w:t>
+        <w:t>npm --prefix ./typescript install --save-dev --save-exact @types/node@24.13.5 \</w:t>
       </w:r>
     </w:p>
     <w:p>
@@ -1729,6 +2187,33 @@
         <w:keepNext/>
       </w:pPr>
       <w:r>
+        <w:t xml:space="preserve">    typescript@7.0.2 --ignore-scripts --no-audit --no-fund</w:t>
+      </w:r>
+    </w:p>
+    <w:p>
+      <w:pPr>
+        <w:pStyle w:val="CommandBlock"/>
+        <w:keepNext/>
+      </w:pPr>
+      <w:r>
+        <w:t>npm --prefix ./typescript install --save-exact mysql2@3.24.5 \</w:t>
+      </w:r>
+    </w:p>
+    <w:p>
+      <w:pPr>
+        <w:pStyle w:val="CommandBlock"/>
+        <w:keepNext/>
+      </w:pPr>
+      <w:r>
+        <w:t xml:space="preserve">    --ignore-scripts --no-audit --no-fund</w:t>
+      </w:r>
+    </w:p>
+    <w:p>
+      <w:pPr>
+        <w:pStyle w:val="CommandBlock"/>
+        <w:keepNext/>
+      </w:pPr>
+      <w:r>
         <w:t>python3 -m venv ./python/.venv</w:t>
       </w:r>
     </w:p>
@@ -1747,7 +2232,7 @@
         <w:keepNext/>
       </w:pPr>
       <w:r>
-        <w:t>go -C ./go mod tidy</w:t>
+        <w:t>go -C ./go get github.com/go-sql-driver/mysql@v1.10.1</w:t>
       </w:r>
     </w:p>
     <w:p>
@@ -1756,6 +2241,24 @@
         <w:keepNext/>
       </w:pPr>
       <w:r>
+        <w:t>dotnet add ./csharp/BasicContacts package MySqlConnector --version 2.6.2</w:t>
+      </w:r>
+    </w:p>
+    <w:p>
+      <w:pPr>
+        <w:pStyle w:val="CommandBlock"/>
+        <w:keepNext/>
+      </w:pPr>
+      <w:r>
+        <w:t>dotnet add ./csharp/Contacts package MySqlConnector --version 2.6.2</w:t>
+      </w:r>
+    </w:p>
+    <w:p>
+      <w:pPr>
+        <w:pStyle w:val="CommandBlock"/>
+        <w:keepNext/>
+      </w:pPr>
+      <w:r>
         <w:t>dotnet restore ./csharp/BasicContacts</w:t>
       </w:r>
     </w:p>
@@ -33060,7 +33563,7 @@
     </w:p>
     <w:p>
       <w:r>
-        <w:t>These files are the same as Lesson 5.2's, with this lesson's names. Each .csproj names MySqlConnector 2.6.2 in a PackageReference. go.mod names this lesson's Go module, example.com/searchrecords, requires the driver at v1.10.1, and lists filippo.io/edwards25519, a package the driver itself uses, as indirect. package.json names mysql2 3.24.5 under dependencies.</w:t>
+        <w:t>These are the files the setup commands wrote, shown here so you can check yours. Your go line shows your own Go version, your mysql line says // indirect until you run go mod tidy, and the blank lines and the order of the package.json fields may differ.</w:t>
       </w:r>
     </w:p>
     <w:p>
@@ -33506,164 +34009,6 @@
       </w:pPr>
       <w:r>
         <w:t xml:space="preserve">  }</w:t>
-      </w:r>
-    </w:p>
-    <w:p>
-      <w:pPr>
-        <w:pStyle w:val="SourceCode"/>
-      </w:pPr>
-      <w:r>
-        <w:t>}</w:t>
-      </w:r>
-    </w:p>
-    <w:p>
-      <w:pPr>
-        <w:keepNext/>
-      </w:pPr>
-    </w:p>
-    <w:p>
-      <w:pPr>
-        <w:keepNext/>
-      </w:pPr>
-    </w:p>
-    <w:p>
-      <w:pPr>
-        <w:pStyle w:val="Heading2"/>
-      </w:pPr>
-      <w:r>
-        <w:t>typescript/tsconfig.json</w:t>
-      </w:r>
-    </w:p>
-    <w:p>
-      <w:pPr>
-        <w:pStyle w:val="SourceCode"/>
-        <w:keepNext/>
-      </w:pPr>
-      <w:r>
-        <w:t>{</w:t>
-      </w:r>
-    </w:p>
-    <w:p>
-      <w:pPr>
-        <w:pStyle w:val="SourceCode"/>
-        <w:keepNext/>
-      </w:pPr>
-      <w:r>
-        <w:t xml:space="preserve">  "compilerOptions": {</w:t>
-      </w:r>
-    </w:p>
-    <w:p>
-      <w:pPr>
-        <w:pStyle w:val="SourceCode"/>
-      </w:pPr>
-      <w:r>
-        <w:t xml:space="preserve">    "target": "ES2022",</w:t>
-      </w:r>
-    </w:p>
-    <w:p>
-      <w:pPr>
-        <w:pStyle w:val="SourceCode"/>
-      </w:pPr>
-      <w:r>
-        <w:t xml:space="preserve">    "module": "NodeNext",</w:t>
-      </w:r>
-    </w:p>
-    <w:p>
-      <w:pPr>
-        <w:pStyle w:val="SourceCode"/>
-      </w:pPr>
-      <w:r>
-        <w:t xml:space="preserve">    "moduleResolution": "NodeNext",</w:t>
-      </w:r>
-    </w:p>
-    <w:p>
-      <w:pPr>
-        <w:pStyle w:val="SourceCode"/>
-      </w:pPr>
-      <w:r>
-        <w:t xml:space="preserve">    "rootDir": "src",</w:t>
-      </w:r>
-    </w:p>
-    <w:p>
-      <w:pPr>
-        <w:pStyle w:val="SourceCode"/>
-      </w:pPr>
-      <w:r>
-        <w:t xml:space="preserve">    "outDir": "dist",</w:t>
-      </w:r>
-    </w:p>
-    <w:p>
-      <w:pPr>
-        <w:pStyle w:val="SourceCode"/>
-      </w:pPr>
-      <w:r>
-        <w:t xml:space="preserve">    "strict": true,</w:t>
-      </w:r>
-    </w:p>
-    <w:p>
-      <w:pPr>
-        <w:pStyle w:val="SourceCode"/>
-      </w:pPr>
-      <w:r>
-        <w:t xml:space="preserve">    "types": [</w:t>
-      </w:r>
-    </w:p>
-    <w:p>
-      <w:pPr>
-        <w:pStyle w:val="SourceCode"/>
-      </w:pPr>
-      <w:r>
-        <w:t xml:space="preserve">      "node"</w:t>
-      </w:r>
-    </w:p>
-    <w:p>
-      <w:pPr>
-        <w:pStyle w:val="SourceCode"/>
-      </w:pPr>
-      <w:r>
-        <w:t xml:space="preserve">    ],</w:t>
-      </w:r>
-    </w:p>
-    <w:p>
-      <w:pPr>
-        <w:pStyle w:val="SourceCode"/>
-      </w:pPr>
-      <w:r>
-        <w:t xml:space="preserve">    "moduleDetection": "force"</w:t>
-      </w:r>
-    </w:p>
-    <w:p>
-      <w:pPr>
-        <w:pStyle w:val="SourceCode"/>
-      </w:pPr>
-      <w:r>
-        <w:t xml:space="preserve">  },</w:t>
-      </w:r>
-    </w:p>
-    <w:p>
-      <w:pPr>
-        <w:pStyle w:val="SourceCode"/>
-      </w:pPr>
-      <w:r>
-        <w:t xml:space="preserve">  "include": [</w:t>
-      </w:r>
-    </w:p>
-    <w:p>
-      <w:pPr>
-        <w:pStyle w:val="SourceCode"/>
-        <w:keepNext/>
-      </w:pPr>
-      <w:r>
-        <w:t xml:space="preserve">    "src/**/*.ts"</w:t>
-      </w:r>
-    </w:p>
-    <w:p>
-      <w:pPr>
-        <w:pStyle w:val="SourceCode"/>
-        <w:keepNext/>
-      </w:pPr>
-      <w:r>
-        <w:t xml:space="preserve">  ]</w:t>
       </w:r>
     </w:p>
     <w:p>
@@ -35686,31 +36031,31 @@
       </w:rPr>
     </w:lvl>
   </w:abstractNum>
-  <w:num w:numId="1" w16cid:durableId="36128131">
+  <w:num w:numId="1" w16cid:durableId="1614433376">
     <w:abstractNumId w:val="8"/>
   </w:num>
-  <w:num w:numId="2" w16cid:durableId="1315256013">
+  <w:num w:numId="2" w16cid:durableId="1347824914">
     <w:abstractNumId w:val="6"/>
   </w:num>
-  <w:num w:numId="3" w16cid:durableId="1921330154">
+  <w:num w:numId="3" w16cid:durableId="1425033272">
     <w:abstractNumId w:val="5"/>
   </w:num>
-  <w:num w:numId="4" w16cid:durableId="116266222">
+  <w:num w:numId="4" w16cid:durableId="1695576649">
     <w:abstractNumId w:val="4"/>
   </w:num>
-  <w:num w:numId="5" w16cid:durableId="1753576674">
+  <w:num w:numId="5" w16cid:durableId="2142183172">
     <w:abstractNumId w:val="7"/>
   </w:num>
-  <w:num w:numId="6" w16cid:durableId="56048964">
+  <w:num w:numId="6" w16cid:durableId="1570071155">
     <w:abstractNumId w:val="3"/>
   </w:num>
-  <w:num w:numId="7" w16cid:durableId="843671230">
+  <w:num w:numId="7" w16cid:durableId="744647635">
     <w:abstractNumId w:val="2"/>
   </w:num>
-  <w:num w:numId="8" w16cid:durableId="1863010713">
+  <w:num w:numId="8" w16cid:durableId="2121676825">
     <w:abstractNumId w:val="1"/>
   </w:num>
-  <w:num w:numId="9" w16cid:durableId="1732928028">
+  <w:num w:numId="9" w16cid:durableId="429349175">
     <w:abstractNumId w:val="0"/>
   </w:num>
 </w:numbering>

--- a/Volume 1/Chapter 05 - CRUD Applications/SPA_Vol1_Ch5_Lesson5_5_Search_Records.docx
+++ b/Volume 1/Chapter 05 - CRUD Applications/SPA_Vol1_Ch5_Lesson5_5_Search_Records.docx
@@ -221,7 +221,7 @@
         <w:keepNext/>
       </w:pPr>
       <w:r>
-        <w:t>name           SELECT ... FROM contacts WHERE name LIKE ? ORDER BY name, id</w:t>
+        <w:t>name           SELECT ... FROM contacts_c WHERE name LIKE ? ORDER BY name, id</w:t>
       </w:r>
     </w:p>
     <w:p>
@@ -230,7 +230,7 @@
         <w:keepNext/>
       </w:pPr>
       <w:r>
-        <w:t>email          SELECT ... FROM contacts WHERE email LIKE ? ORDER BY name, id</w:t>
+        <w:t>email          SELECT ... FROM contacts_c WHERE email LIKE ? ORDER BY name, id</w:t>
       </w:r>
     </w:p>
     <w:p>
@@ -251,6 +251,14 @@
         <w:pStyle w:val="ListBullet"/>
       </w:pPr>
       <w:r>
+        <w:t>These are the C programs' statements. Remember, each language keeps its own table (Lesson 4.4), so every other language names its own, such as contacts_go, in place of contacts_c.</w:t>
+      </w:r>
+    </w:p>
+    <w:p>
+      <w:pPr>
+        <w:pStyle w:val="ListBullet"/>
+      </w:pPr>
+      <w:r>
         <w:t>Why not put the typed field into the SQL, as "... WHERE " + field + " LIKE ?"? A placeholder stands for a value, never for a column name (Lesson 4.10's Challenge), so the field would have to be joined into the SQL text, and joined text is how SQL injection works (Lesson 4.5): whatever the user typed as the field would run as part of the statement. Choosing between fixed texts gives the user a choice of two, and nothing else.</w:t>
       </w:r>
     </w:p>
@@ -727,7 +735,7 @@
         <w:keepNext/>
       </w:pPr>
       <w:r>
-        <w:t>Setup: Reset the contacts Table to the Four Known Contacts</w:t>
+        <w:t>Setup: Reset the Language's Table to the Four Known Contacts</w:t>
       </w:r>
     </w:p>
     <w:p>
@@ -847,7 +855,7 @@
         <w:pStyle w:val="ListBullet"/>
       </w:pPr>
       <w:r>
-        <w:t>Project Setup's Data Reset is Chapter 5's, with one more contact for this lesson: Lesson 4.6's three contacts, ids 1 to 3, Grace Hopper without a phone, and 4 Mary Jackson, whose email holds a real _. Every Build and Run block runs the reset file again before its program.</w:t>
+        <w:t>Project Setup's Data Reset is Chapter 5's, with one more contact for this lesson, in each language's own table, contacts_c to contacts_typescript, each with its own reset file: Lesson 4.6's three contacts, ids 1 to 3, Grace Hopper without a phone, and 4 Mary Jackson, whose email holds a real _. Every Build and Run block runs its language's reset file again before its program.</w:t>
       </w:r>
     </w:p>
     <w:p>
@@ -944,7 +952,47 @@
         <w:keepNext/>
       </w:pPr>
       <w:r>
-        <w:t xml:space="preserve">  sql/reset_contacts.sql</w:t>
+        <w:t xml:space="preserve">  sql/reset_contacts_c.sql</w:t>
+      </w:r>
+    </w:p>
+    <w:p>
+      <w:pPr>
+        <w:pStyle w:val="CommandBlock"/>
+      </w:pPr>
+      <w:r>
+        <w:t xml:space="preserve">  sql/reset_contacts_cpp.sql</w:t>
+      </w:r>
+    </w:p>
+    <w:p>
+      <w:pPr>
+        <w:pStyle w:val="CommandBlock"/>
+      </w:pPr>
+      <w:r>
+        <w:t xml:space="preserve">  sql/reset_contacts_csharp.sql</w:t>
+      </w:r>
+    </w:p>
+    <w:p>
+      <w:pPr>
+        <w:pStyle w:val="CommandBlock"/>
+      </w:pPr>
+      <w:r>
+        <w:t xml:space="preserve">  sql/reset_contacts_go.sql</w:t>
+      </w:r>
+    </w:p>
+    <w:p>
+      <w:pPr>
+        <w:pStyle w:val="CommandBlock"/>
+      </w:pPr>
+      <w:r>
+        <w:t xml:space="preserve">  sql/reset_contacts_python.sql</w:t>
+      </w:r>
+    </w:p>
+    <w:p>
+      <w:pPr>
+        <w:pStyle w:val="CommandBlock"/>
+      </w:pPr>
+      <w:r>
+        <w:t xml:space="preserve">  sql/reset_contacts_typescript.sql</w:t>
       </w:r>
     </w:p>
     <w:p>
@@ -2290,10 +2338,10 @@
     </w:p>
     <w:p>
       <w:r>
-        <w:t>Every Chapter 5 lesson starts from the same known state, so its screens match this lesson's. The file below drops contacts and the contact_groups table that Lessons 4.11 to 4.14 left behind, with any rows you added, creates the Chapter 5 contacts table, and inserts Lesson 4.6's three contacts. This lesson's file adds a fourth, Mary Jackson, whose email, mary_jackson@example.org, holds a real underscore, so a search for _ has exactly one right answer. Every Build and Run block runs the file again. The rows i</w:t>
-      </w:r>
-      <w:r>
-        <w:t>t removes are practice rows; the Chapter 5 project keeps its contacts in a database of its own.</w:t>
+        <w:t>Every Chapter 5 lesson starts from the same known state, so its screens match this lesson's. Remember, each language keeps its own table, with its own reset file: reset_contacts_c.sql resets contacts_c, and running it never changes another language's rows. The six files differ only in the language's name. Each drops its language's contacts table and the contact_groups table that Lessons 4.11 to 4.14 left behind, such as contact_groups_c, with any rows you added, creates the Chapter 5 contacts table, and ins</w:t>
+      </w:r>
+      <w:r>
+        <w:t>erts Lesson 4.6's three contacts. This lesson's files add a fourth, Mary Jackson, whose email, mary_jackson@example.org, holds a real underscore, so a search for _ has exactly one right answer. Every Build and Run block runs its language's file again. The rows they remove are practice rows; the Chapter 5 project keeps its contacts in a database of its own.</w:t>
       </w:r>
     </w:p>
     <w:p>
@@ -2306,54 +2354,62 @@
         <w:pStyle w:val="Heading3"/>
       </w:pPr>
       <w:r>
-        <w:t>sql/reset_contacts.sql</w:t>
-      </w:r>
-    </w:p>
-    <w:p>
-      <w:pPr>
-        <w:pStyle w:val="SourceCode"/>
-        <w:keepNext/>
-      </w:pPr>
-      <w:r>
-        <w:t>-- Chapter 5's known state. This file resets the lesson table: it drops</w:t>
-      </w:r>
-    </w:p>
-    <w:p>
-      <w:pPr>
-        <w:pStyle w:val="SourceCode"/>
-        <w:keepNext/>
-      </w:pPr>
-      <w:r>
-        <w:t>-- it, with any rows earlier lessons or your own experiments left in it,</w:t>
-      </w:r>
-    </w:p>
-    <w:p>
-      <w:pPr>
-        <w:pStyle w:val="SourceCode"/>
-      </w:pPr>
-      <w:r>
-        <w:t>-- and builds it again with Lesson 4.6's three contacts and one more, Mary</w:t>
-      </w:r>
-    </w:p>
-    <w:p>
-      <w:pPr>
-        <w:pStyle w:val="SourceCode"/>
-      </w:pPr>
-      <w:r>
-        <w:t>-- Jackson, whose email holds an underscore for the search to find.</w:t>
-      </w:r>
-    </w:p>
-    <w:p>
-      <w:pPr>
-        <w:pStyle w:val="SourceCode"/>
-      </w:pPr>
-    </w:p>
-    <w:p>
-      <w:pPr>
-        <w:pStyle w:val="SourceCode"/>
-      </w:pPr>
-      <w:r>
-        <w:t>-- Remove the old tables and every row in them (Lesson 4.4). contacts goes</w:t>
+        <w:t>sql/reset_contacts_c.sql</w:t>
+      </w:r>
+    </w:p>
+    <w:p>
+      <w:pPr>
+        <w:pStyle w:val="SourceCode"/>
+        <w:keepNext/>
+      </w:pPr>
+      <w:r>
+        <w:t>-- Chapter 5's known state for C. This file resets contacts_c, the C</w:t>
+      </w:r>
+    </w:p>
+    <w:p>
+      <w:pPr>
+        <w:pStyle w:val="SourceCode"/>
+        <w:keepNext/>
+      </w:pPr>
+      <w:r>
+        <w:t>-- programs' own contacts table: it drops it, with any rows earlier lessons</w:t>
+      </w:r>
+    </w:p>
+    <w:p>
+      <w:pPr>
+        <w:pStyle w:val="SourceCode"/>
+      </w:pPr>
+      <w:r>
+        <w:t>-- or your own experiments left in it, and builds it again with Lesson 4.6's</w:t>
+      </w:r>
+    </w:p>
+    <w:p>
+      <w:pPr>
+        <w:pStyle w:val="SourceCode"/>
+      </w:pPr>
+      <w:r>
+        <w:t>-- three contacts and one more, Mary Jackson, whose email holds an</w:t>
+      </w:r>
+    </w:p>
+    <w:p>
+      <w:pPr>
+        <w:pStyle w:val="SourceCode"/>
+      </w:pPr>
+      <w:r>
+        <w:t>-- underscore for the search to find.</w:t>
+      </w:r>
+    </w:p>
+    <w:p>
+      <w:pPr>
+        <w:pStyle w:val="SourceCode"/>
+      </w:pPr>
+    </w:p>
+    <w:p>
+      <w:pPr>
+        <w:pStyle w:val="SourceCode"/>
+      </w:pPr>
+      <w:r>
+        <w:t>-- Remove the old tables and every row in them (Lesson 4.4). contacts_c goes</w:t>
       </w:r>
     </w:p>
     <w:p>
@@ -2369,7 +2425,7 @@
         <w:pStyle w:val="SourceCode"/>
       </w:pPr>
       <w:r>
-        <w:t>-- contact_groups, and the server refuses to drop a table that another</w:t>
+        <w:t>-- contact_groups_c, and the server refuses to drop a table that another</w:t>
       </w:r>
     </w:p>
     <w:p>
@@ -2385,7 +2441,7 @@
         <w:pStyle w:val="SourceCode"/>
       </w:pPr>
       <w:r>
-        <w:t>-- contact_groups is dropped and not created again. IF EXISTS skips a</w:t>
+        <w:t>-- contact_groups_c is dropped and not created again. IF EXISTS skips a</w:t>
       </w:r>
     </w:p>
     <w:p>
@@ -2401,28 +2457,28 @@
         <w:pStyle w:val="SourceCode"/>
       </w:pPr>
       <w:r>
-        <w:t>DROP TABLE IF EXISTS contacts;</w:t>
-      </w:r>
-    </w:p>
-    <w:p>
-      <w:pPr>
-        <w:pStyle w:val="SourceCode"/>
-      </w:pPr>
-      <w:r>
-        <w:t>DROP TABLE IF EXISTS contact_groups;</w:t>
-      </w:r>
-    </w:p>
-    <w:p>
-      <w:pPr>
-        <w:pStyle w:val="SourceCode"/>
-      </w:pPr>
-    </w:p>
-    <w:p>
-      <w:pPr>
-        <w:pStyle w:val="SourceCode"/>
-      </w:pPr>
-      <w:r>
-        <w:t>-- Lesson 4.4's contacts table, with Lesson 4.12's index on name written</w:t>
+        <w:t>DROP TABLE IF EXISTS contacts_c;</w:t>
+      </w:r>
+    </w:p>
+    <w:p>
+      <w:pPr>
+        <w:pStyle w:val="SourceCode"/>
+      </w:pPr>
+      <w:r>
+        <w:t>DROP TABLE IF EXISTS contact_groups_c;</w:t>
+      </w:r>
+    </w:p>
+    <w:p>
+      <w:pPr>
+        <w:pStyle w:val="SourceCode"/>
+      </w:pPr>
+    </w:p>
+    <w:p>
+      <w:pPr>
+        <w:pStyle w:val="SourceCode"/>
+      </w:pPr>
+      <w:r>
+        <w:t>-- Lesson 4.4's contacts_c table, with Lesson 4.12's index on name written</w:t>
       </w:r>
     </w:p>
     <w:p>
@@ -2446,7 +2502,7 @@
         <w:pStyle w:val="SourceCode"/>
       </w:pPr>
       <w:r>
-        <w:t>CREATE TABLE contacts (</w:t>
+        <w:t>CREATE TABLE contacts_c (</w:t>
       </w:r>
     </w:p>
     <w:p>
@@ -2486,7 +2542,7 @@
         <w:pStyle w:val="SourceCode"/>
       </w:pPr>
       <w:r>
-        <w:t xml:space="preserve">    INDEX idx_contacts_name (name)</w:t>
+        <w:t xml:space="preserve">    INDEX idx_contacts_c_name (name)</w:t>
       </w:r>
     </w:p>
     <w:p>
@@ -2515,7 +2571,7 @@
         <w:pStyle w:val="SourceCode"/>
       </w:pPr>
       <w:r>
-        <w:t>INSERT INTO contacts (name, email, phone)</w:t>
+        <w:t>INSERT INTO contacts_c (name, email, phone)</w:t>
       </w:r>
     </w:p>
     <w:p>
@@ -2531,7 +2587,7 @@
         <w:pStyle w:val="SourceCode"/>
       </w:pPr>
       <w:r>
-        <w:t>INSERT INTO contacts (name, email, phone)</w:t>
+        <w:t>INSERT INTO contacts_c (name, email, phone)</w:t>
       </w:r>
     </w:p>
     <w:p>
@@ -2547,7 +2603,7 @@
         <w:pStyle w:val="SourceCode"/>
       </w:pPr>
       <w:r>
-        <w:t>INSERT INTO contacts (name, email, phone)</w:t>
+        <w:t>INSERT INTO contacts_c (name, email, phone)</w:t>
       </w:r>
     </w:p>
     <w:p>
@@ -2581,7 +2637,7 @@
         <w:keepNext/>
       </w:pPr>
       <w:r>
-        <w:t>INSERT INTO contacts (name, email, phone)</w:t>
+        <w:t>INSERT INTO contacts_c (name, email, phone)</w:t>
       </w:r>
     </w:p>
     <w:p>
@@ -2602,6 +2658,1526 @@
         <w:pStyle w:val="Heading3"/>
       </w:pPr>
       <w:r>
+        <w:t>sql/reset_contacts_cpp.sql</w:t>
+      </w:r>
+    </w:p>
+    <w:p>
+      <w:pPr>
+        <w:pStyle w:val="SourceCode"/>
+        <w:keepNext/>
+      </w:pPr>
+      <w:r>
+        <w:t>-- Chapter 5's known state for C++. This file resets contacts_cpp, the C++</w:t>
+      </w:r>
+    </w:p>
+    <w:p>
+      <w:pPr>
+        <w:pStyle w:val="SourceCode"/>
+        <w:keepNext/>
+      </w:pPr>
+      <w:r>
+        <w:t>-- programs' own contacts table: it drops it, with any rows earlier lessons</w:t>
+      </w:r>
+    </w:p>
+    <w:p>
+      <w:pPr>
+        <w:pStyle w:val="SourceCode"/>
+      </w:pPr>
+      <w:r>
+        <w:t>-- or your own experiments left in it, and builds it again with Lesson 4.6's</w:t>
+      </w:r>
+    </w:p>
+    <w:p>
+      <w:pPr>
+        <w:pStyle w:val="SourceCode"/>
+      </w:pPr>
+      <w:r>
+        <w:t>-- three contacts and one more, Mary Jackson, whose email holds an</w:t>
+      </w:r>
+    </w:p>
+    <w:p>
+      <w:pPr>
+        <w:pStyle w:val="SourceCode"/>
+      </w:pPr>
+      <w:r>
+        <w:t>-- underscore for the search to find.</w:t>
+      </w:r>
+    </w:p>
+    <w:p>
+      <w:pPr>
+        <w:pStyle w:val="SourceCode"/>
+      </w:pPr>
+    </w:p>
+    <w:p>
+      <w:pPr>
+        <w:pStyle w:val="SourceCode"/>
+      </w:pPr>
+      <w:r>
+        <w:t>-- Remove the old tables and every row in them (Lesson 4.4). contacts_cpp</w:t>
+      </w:r>
+    </w:p>
+    <w:p>
+      <w:pPr>
+        <w:pStyle w:val="SourceCode"/>
+      </w:pPr>
+      <w:r>
+        <w:t>-- goes first, because in Lessons 4.11 to 4.14 its rows pointed at</w:t>
+      </w:r>
+    </w:p>
+    <w:p>
+      <w:pPr>
+        <w:pStyle w:val="SourceCode"/>
+      </w:pPr>
+      <w:r>
+        <w:t>-- contact_groups_cpp, and the server refuses to drop a table that another</w:t>
+      </w:r>
+    </w:p>
+    <w:p>
+      <w:pPr>
+        <w:pStyle w:val="SourceCode"/>
+      </w:pPr>
+      <w:r>
+        <w:t>-- table's foreign key still points at. Chapter 5 has no groups, so</w:t>
+      </w:r>
+    </w:p>
+    <w:p>
+      <w:pPr>
+        <w:pStyle w:val="SourceCode"/>
+      </w:pPr>
+      <w:r>
+        <w:t>-- contact_groups_cpp is dropped and not created again. IF EXISTS skips a</w:t>
+      </w:r>
+    </w:p>
+    <w:p>
+      <w:pPr>
+        <w:pStyle w:val="SourceCode"/>
+      </w:pPr>
+      <w:r>
+        <w:t>-- table that is not there.</w:t>
+      </w:r>
+    </w:p>
+    <w:p>
+      <w:pPr>
+        <w:pStyle w:val="SourceCode"/>
+      </w:pPr>
+      <w:r>
+        <w:t>DROP TABLE IF EXISTS contacts_cpp;</w:t>
+      </w:r>
+    </w:p>
+    <w:p>
+      <w:pPr>
+        <w:pStyle w:val="SourceCode"/>
+      </w:pPr>
+      <w:r>
+        <w:t>DROP TABLE IF EXISTS contact_groups_cpp;</w:t>
+      </w:r>
+    </w:p>
+    <w:p>
+      <w:pPr>
+        <w:pStyle w:val="SourceCode"/>
+      </w:pPr>
+    </w:p>
+    <w:p>
+      <w:pPr>
+        <w:pStyle w:val="SourceCode"/>
+      </w:pPr>
+      <w:r>
+        <w:t>-- Lesson 4.4's contacts_cpp table, with Lesson 4.12's index on name written</w:t>
+      </w:r>
+    </w:p>
+    <w:p>
+      <w:pPr>
+        <w:pStyle w:val="SourceCode"/>
+      </w:pPr>
+      <w:r>
+        <w:t>-- inside CREATE TABLE. Only email is UNIQUE, so two contacts may share a</w:t>
+      </w:r>
+    </w:p>
+    <w:p>
+      <w:pPr>
+        <w:pStyle w:val="SourceCode"/>
+      </w:pPr>
+      <w:r>
+        <w:t>-- name, and phone may be NULL: no phone.</w:t>
+      </w:r>
+    </w:p>
+    <w:p>
+      <w:pPr>
+        <w:pStyle w:val="SourceCode"/>
+      </w:pPr>
+      <w:r>
+        <w:t>CREATE TABLE contacts_cpp (</w:t>
+      </w:r>
+    </w:p>
+    <w:p>
+      <w:pPr>
+        <w:pStyle w:val="SourceCode"/>
+      </w:pPr>
+      <w:r>
+        <w:t xml:space="preserve">    id    INT AUTO_INCREMENT PRIMARY KEY,</w:t>
+      </w:r>
+    </w:p>
+    <w:p>
+      <w:pPr>
+        <w:pStyle w:val="SourceCode"/>
+      </w:pPr>
+      <w:r>
+        <w:t xml:space="preserve">    name  VARCHAR(100) NOT NULL,</w:t>
+      </w:r>
+    </w:p>
+    <w:p>
+      <w:pPr>
+        <w:pStyle w:val="SourceCode"/>
+      </w:pPr>
+      <w:r>
+        <w:t xml:space="preserve">    email VARCHAR(254) NOT NULL UNIQUE,</w:t>
+      </w:r>
+    </w:p>
+    <w:p>
+      <w:pPr>
+        <w:pStyle w:val="SourceCode"/>
+      </w:pPr>
+      <w:r>
+        <w:t xml:space="preserve">    phone VARCHAR(20)  NULL,</w:t>
+      </w:r>
+    </w:p>
+    <w:p>
+      <w:pPr>
+        <w:pStyle w:val="SourceCode"/>
+      </w:pPr>
+      <w:r>
+        <w:t xml:space="preserve">    INDEX idx_contacts_cpp_name (name)</w:t>
+      </w:r>
+    </w:p>
+    <w:p>
+      <w:pPr>
+        <w:pStyle w:val="SourceCode"/>
+      </w:pPr>
+      <w:r>
+        <w:t>) CHARACTER SET utf8mb4;</w:t>
+      </w:r>
+    </w:p>
+    <w:p>
+      <w:pPr>
+        <w:pStyle w:val="SourceCode"/>
+      </w:pPr>
+    </w:p>
+    <w:p>
+      <w:pPr>
+        <w:pStyle w:val="SourceCode"/>
+      </w:pPr>
+      <w:r>
+        <w:t>-- Lesson 4.6's three contacts, ids 1, 2, 3. Grace Hopper has no phone.</w:t>
+      </w:r>
+    </w:p>
+    <w:p>
+      <w:pPr>
+        <w:pStyle w:val="SourceCode"/>
+      </w:pPr>
+      <w:r>
+        <w:t>INSERT INTO contacts_cpp (name, email, phone)</w:t>
+      </w:r>
+    </w:p>
+    <w:p>
+      <w:pPr>
+        <w:pStyle w:val="SourceCode"/>
+      </w:pPr>
+      <w:r>
+        <w:t xml:space="preserve">    VALUES ('Ada Lovelace', 'ada@example.com', '555-0100');</w:t>
+      </w:r>
+    </w:p>
+    <w:p>
+      <w:pPr>
+        <w:pStyle w:val="SourceCode"/>
+      </w:pPr>
+      <w:r>
+        <w:t>INSERT INTO contacts_cpp (name, email, phone)</w:t>
+      </w:r>
+    </w:p>
+    <w:p>
+      <w:pPr>
+        <w:pStyle w:val="SourceCode"/>
+      </w:pPr>
+      <w:r>
+        <w:t xml:space="preserve">    VALUES ('Grace Hopper', 'grace@example.com', NULL);</w:t>
+      </w:r>
+    </w:p>
+    <w:p>
+      <w:pPr>
+        <w:pStyle w:val="SourceCode"/>
+      </w:pPr>
+      <w:r>
+        <w:t>INSERT INTO contacts_cpp (name, email, phone)</w:t>
+      </w:r>
+    </w:p>
+    <w:p>
+      <w:pPr>
+        <w:pStyle w:val="SourceCode"/>
+      </w:pPr>
+      <w:r>
+        <w:t xml:space="preserve">    VALUES ('Alan Turing', 'alan@example.com', '555-0102');</w:t>
+      </w:r>
+    </w:p>
+    <w:p>
+      <w:pPr>
+        <w:pStyle w:val="SourceCode"/>
+      </w:pPr>
+      <w:r>
+        <w:t>-- This lesson's fourth contact, id 4. Her email holds a real _, the</w:t>
+      </w:r>
+    </w:p>
+    <w:p>
+      <w:pPr>
+        <w:pStyle w:val="SourceCode"/>
+        <w:keepNext/>
+      </w:pPr>
+      <w:r>
+        <w:t>-- character LIKE reads as "any one character" (Lesson 4.9).</w:t>
+      </w:r>
+    </w:p>
+    <w:p>
+      <w:pPr>
+        <w:pStyle w:val="SourceCode"/>
+        <w:keepNext/>
+      </w:pPr>
+      <w:r>
+        <w:t>INSERT INTO contacts_cpp (name, email, phone)</w:t>
+      </w:r>
+    </w:p>
+    <w:p>
+      <w:pPr>
+        <w:pStyle w:val="SourceCode"/>
+      </w:pPr>
+      <w:r>
+        <w:t xml:space="preserve">    VALUES ('Mary Jackson', 'mary_jackson@example.org', '555-0105');</w:t>
+      </w:r>
+    </w:p>
+    <w:p>
+      <w:pPr>
+        <w:keepNext/>
+      </w:pPr>
+    </w:p>
+    <w:p>
+      <w:pPr>
+        <w:pStyle w:val="Heading3"/>
+      </w:pPr>
+      <w:r>
+        <w:t>sql/reset_contacts_csharp.sql</w:t>
+      </w:r>
+    </w:p>
+    <w:p>
+      <w:pPr>
+        <w:pStyle w:val="SourceCode"/>
+        <w:keepNext/>
+      </w:pPr>
+      <w:r>
+        <w:t>-- Chapter 5's known state for C#. This file resets contacts_csharp, the C#</w:t>
+      </w:r>
+    </w:p>
+    <w:p>
+      <w:pPr>
+        <w:pStyle w:val="SourceCode"/>
+        <w:keepNext/>
+      </w:pPr>
+      <w:r>
+        <w:t>-- programs' own contacts table: it drops it, with any rows earlier lessons</w:t>
+      </w:r>
+    </w:p>
+    <w:p>
+      <w:pPr>
+        <w:pStyle w:val="SourceCode"/>
+      </w:pPr>
+      <w:r>
+        <w:t>-- or your own experiments left in it, and builds it again with Lesson 4.6's</w:t>
+      </w:r>
+    </w:p>
+    <w:p>
+      <w:pPr>
+        <w:pStyle w:val="SourceCode"/>
+      </w:pPr>
+      <w:r>
+        <w:t>-- three contacts and one more, Mary Jackson, whose email holds an</w:t>
+      </w:r>
+    </w:p>
+    <w:p>
+      <w:pPr>
+        <w:pStyle w:val="SourceCode"/>
+      </w:pPr>
+      <w:r>
+        <w:t>-- underscore for the search to find.</w:t>
+      </w:r>
+    </w:p>
+    <w:p>
+      <w:pPr>
+        <w:pStyle w:val="SourceCode"/>
+      </w:pPr>
+    </w:p>
+    <w:p>
+      <w:pPr>
+        <w:pStyle w:val="SourceCode"/>
+      </w:pPr>
+      <w:r>
+        <w:t>-- Remove the old tables and every row in them (Lesson 4.4). contacts_csharp</w:t>
+      </w:r>
+    </w:p>
+    <w:p>
+      <w:pPr>
+        <w:pStyle w:val="SourceCode"/>
+      </w:pPr>
+      <w:r>
+        <w:t>-- goes first, because in Lessons 4.11 to 4.14 its rows pointed at</w:t>
+      </w:r>
+    </w:p>
+    <w:p>
+      <w:pPr>
+        <w:pStyle w:val="SourceCode"/>
+      </w:pPr>
+      <w:r>
+        <w:t>-- contact_groups_csharp, and the server refuses to drop a table that</w:t>
+      </w:r>
+    </w:p>
+    <w:p>
+      <w:pPr>
+        <w:pStyle w:val="SourceCode"/>
+      </w:pPr>
+      <w:r>
+        <w:t>-- another table's foreign key still points at. Chapter 5 has no groups, so</w:t>
+      </w:r>
+    </w:p>
+    <w:p>
+      <w:pPr>
+        <w:pStyle w:val="SourceCode"/>
+      </w:pPr>
+      <w:r>
+        <w:t>-- contact_groups_csharp is dropped and not created again. IF EXISTS skips a</w:t>
+      </w:r>
+    </w:p>
+    <w:p>
+      <w:pPr>
+        <w:pStyle w:val="SourceCode"/>
+      </w:pPr>
+      <w:r>
+        <w:t>-- table that is not there.</w:t>
+      </w:r>
+    </w:p>
+    <w:p>
+      <w:pPr>
+        <w:pStyle w:val="SourceCode"/>
+      </w:pPr>
+      <w:r>
+        <w:t>DROP TABLE IF EXISTS contacts_csharp;</w:t>
+      </w:r>
+    </w:p>
+    <w:p>
+      <w:pPr>
+        <w:pStyle w:val="SourceCode"/>
+      </w:pPr>
+      <w:r>
+        <w:t>DROP TABLE IF EXISTS contact_groups_csharp;</w:t>
+      </w:r>
+    </w:p>
+    <w:p>
+      <w:pPr>
+        <w:pStyle w:val="SourceCode"/>
+      </w:pPr>
+    </w:p>
+    <w:p>
+      <w:pPr>
+        <w:pStyle w:val="SourceCode"/>
+      </w:pPr>
+      <w:r>
+        <w:t>-- Lesson 4.4's contacts_csharp table, with Lesson 4.12's index on name</w:t>
+      </w:r>
+    </w:p>
+    <w:p>
+      <w:pPr>
+        <w:pStyle w:val="SourceCode"/>
+      </w:pPr>
+      <w:r>
+        <w:t>-- written inside CREATE TABLE. Only email is UNIQUE, so two contacts may</w:t>
+      </w:r>
+    </w:p>
+    <w:p>
+      <w:pPr>
+        <w:pStyle w:val="SourceCode"/>
+      </w:pPr>
+      <w:r>
+        <w:t>-- share a name, and phone may be NULL: no phone.</w:t>
+      </w:r>
+    </w:p>
+    <w:p>
+      <w:pPr>
+        <w:pStyle w:val="SourceCode"/>
+      </w:pPr>
+      <w:r>
+        <w:t>CREATE TABLE contacts_csharp (</w:t>
+      </w:r>
+    </w:p>
+    <w:p>
+      <w:pPr>
+        <w:pStyle w:val="SourceCode"/>
+      </w:pPr>
+      <w:r>
+        <w:t xml:space="preserve">    id    INT AUTO_INCREMENT PRIMARY KEY,</w:t>
+      </w:r>
+    </w:p>
+    <w:p>
+      <w:pPr>
+        <w:pStyle w:val="SourceCode"/>
+      </w:pPr>
+      <w:r>
+        <w:t xml:space="preserve">    name  VARCHAR(100) NOT NULL,</w:t>
+      </w:r>
+    </w:p>
+    <w:p>
+      <w:pPr>
+        <w:pStyle w:val="SourceCode"/>
+      </w:pPr>
+      <w:r>
+        <w:t xml:space="preserve">    email VARCHAR(254) NOT NULL UNIQUE,</w:t>
+      </w:r>
+    </w:p>
+    <w:p>
+      <w:pPr>
+        <w:pStyle w:val="SourceCode"/>
+      </w:pPr>
+      <w:r>
+        <w:t xml:space="preserve">    phone VARCHAR(20)  NULL,</w:t>
+      </w:r>
+    </w:p>
+    <w:p>
+      <w:pPr>
+        <w:pStyle w:val="SourceCode"/>
+      </w:pPr>
+      <w:r>
+        <w:t xml:space="preserve">    INDEX idx_contacts_csharp_name (name)</w:t>
+      </w:r>
+    </w:p>
+    <w:p>
+      <w:pPr>
+        <w:pStyle w:val="SourceCode"/>
+      </w:pPr>
+      <w:r>
+        <w:t>) CHARACTER SET utf8mb4;</w:t>
+      </w:r>
+    </w:p>
+    <w:p>
+      <w:pPr>
+        <w:pStyle w:val="SourceCode"/>
+      </w:pPr>
+    </w:p>
+    <w:p>
+      <w:pPr>
+        <w:pStyle w:val="SourceCode"/>
+      </w:pPr>
+      <w:r>
+        <w:t>-- Lesson 4.6's three contacts, ids 1, 2, 3. Grace Hopper has no phone.</w:t>
+      </w:r>
+    </w:p>
+    <w:p>
+      <w:pPr>
+        <w:pStyle w:val="SourceCode"/>
+      </w:pPr>
+      <w:r>
+        <w:t>INSERT INTO contacts_csharp (name, email, phone)</w:t>
+      </w:r>
+    </w:p>
+    <w:p>
+      <w:pPr>
+        <w:pStyle w:val="SourceCode"/>
+      </w:pPr>
+      <w:r>
+        <w:t xml:space="preserve">    VALUES ('Ada Lovelace', 'ada@example.com', '555-0100');</w:t>
+      </w:r>
+    </w:p>
+    <w:p>
+      <w:pPr>
+        <w:pStyle w:val="SourceCode"/>
+      </w:pPr>
+      <w:r>
+        <w:t>INSERT INTO contacts_csharp (name, email, phone)</w:t>
+      </w:r>
+    </w:p>
+    <w:p>
+      <w:pPr>
+        <w:pStyle w:val="SourceCode"/>
+      </w:pPr>
+      <w:r>
+        <w:t xml:space="preserve">    VALUES ('Grace Hopper', 'grace@example.com', NULL);</w:t>
+      </w:r>
+    </w:p>
+    <w:p>
+      <w:pPr>
+        <w:pStyle w:val="SourceCode"/>
+      </w:pPr>
+      <w:r>
+        <w:t>INSERT INTO contacts_csharp (name, email, phone)</w:t>
+      </w:r>
+    </w:p>
+    <w:p>
+      <w:pPr>
+        <w:pStyle w:val="SourceCode"/>
+      </w:pPr>
+      <w:r>
+        <w:t xml:space="preserve">    VALUES ('Alan Turing', 'alan@example.com', '555-0102');</w:t>
+      </w:r>
+    </w:p>
+    <w:p>
+      <w:pPr>
+        <w:pStyle w:val="SourceCode"/>
+      </w:pPr>
+      <w:r>
+        <w:t>-- This lesson's fourth contact, id 4. Her email holds a real _, the</w:t>
+      </w:r>
+    </w:p>
+    <w:p>
+      <w:pPr>
+        <w:pStyle w:val="SourceCode"/>
+        <w:keepNext/>
+      </w:pPr>
+      <w:r>
+        <w:t>-- character LIKE reads as "any one character" (Lesson 4.9).</w:t>
+      </w:r>
+    </w:p>
+    <w:p>
+      <w:pPr>
+        <w:pStyle w:val="SourceCode"/>
+        <w:keepNext/>
+      </w:pPr>
+      <w:r>
+        <w:t>INSERT INTO contacts_csharp (name, email, phone)</w:t>
+      </w:r>
+    </w:p>
+    <w:p>
+      <w:pPr>
+        <w:pStyle w:val="SourceCode"/>
+      </w:pPr>
+      <w:r>
+        <w:t xml:space="preserve">    VALUES ('Mary Jackson', 'mary_jackson@example.org', '555-0105');</w:t>
+      </w:r>
+    </w:p>
+    <w:p>
+      <w:pPr>
+        <w:keepNext/>
+      </w:pPr>
+    </w:p>
+    <w:p>
+      <w:pPr>
+        <w:pStyle w:val="Heading3"/>
+      </w:pPr>
+      <w:r>
+        <w:t>sql/reset_contacts_go.sql</w:t>
+      </w:r>
+    </w:p>
+    <w:p>
+      <w:pPr>
+        <w:pStyle w:val="SourceCode"/>
+        <w:keepNext/>
+      </w:pPr>
+      <w:r>
+        <w:t>-- Chapter 5's known state for Go. This file resets contacts_go, the Go</w:t>
+      </w:r>
+    </w:p>
+    <w:p>
+      <w:pPr>
+        <w:pStyle w:val="SourceCode"/>
+        <w:keepNext/>
+      </w:pPr>
+      <w:r>
+        <w:t>-- programs' own contacts table: it drops it, with any rows earlier lessons</w:t>
+      </w:r>
+    </w:p>
+    <w:p>
+      <w:pPr>
+        <w:pStyle w:val="SourceCode"/>
+      </w:pPr>
+      <w:r>
+        <w:t>-- or your own experiments left in it, and builds it again with Lesson 4.6's</w:t>
+      </w:r>
+    </w:p>
+    <w:p>
+      <w:pPr>
+        <w:pStyle w:val="SourceCode"/>
+      </w:pPr>
+      <w:r>
+        <w:t>-- three contacts and one more, Mary Jackson, whose email holds an</w:t>
+      </w:r>
+    </w:p>
+    <w:p>
+      <w:pPr>
+        <w:pStyle w:val="SourceCode"/>
+      </w:pPr>
+      <w:r>
+        <w:t>-- underscore for the search to find.</w:t>
+      </w:r>
+    </w:p>
+    <w:p>
+      <w:pPr>
+        <w:pStyle w:val="SourceCode"/>
+      </w:pPr>
+    </w:p>
+    <w:p>
+      <w:pPr>
+        <w:pStyle w:val="SourceCode"/>
+      </w:pPr>
+      <w:r>
+        <w:t>-- Remove the old tables and every row in them (Lesson 4.4). contacts_go</w:t>
+      </w:r>
+    </w:p>
+    <w:p>
+      <w:pPr>
+        <w:pStyle w:val="SourceCode"/>
+      </w:pPr>
+      <w:r>
+        <w:t>-- goes first, because in Lessons 4.11 to 4.14 its rows pointed at</w:t>
+      </w:r>
+    </w:p>
+    <w:p>
+      <w:pPr>
+        <w:pStyle w:val="SourceCode"/>
+      </w:pPr>
+      <w:r>
+        <w:t>-- contact_groups_go, and the server refuses to drop a table that another</w:t>
+      </w:r>
+    </w:p>
+    <w:p>
+      <w:pPr>
+        <w:pStyle w:val="SourceCode"/>
+      </w:pPr>
+      <w:r>
+        <w:t>-- table's foreign key still points at. Chapter 5 has no groups, so</w:t>
+      </w:r>
+    </w:p>
+    <w:p>
+      <w:pPr>
+        <w:pStyle w:val="SourceCode"/>
+      </w:pPr>
+      <w:r>
+        <w:t>-- contact_groups_go is dropped and not created again. IF EXISTS skips a</w:t>
+      </w:r>
+    </w:p>
+    <w:p>
+      <w:pPr>
+        <w:pStyle w:val="SourceCode"/>
+      </w:pPr>
+      <w:r>
+        <w:t>-- table that is not there.</w:t>
+      </w:r>
+    </w:p>
+    <w:p>
+      <w:pPr>
+        <w:pStyle w:val="SourceCode"/>
+      </w:pPr>
+      <w:r>
+        <w:t>DROP TABLE IF EXISTS contacts_go;</w:t>
+      </w:r>
+    </w:p>
+    <w:p>
+      <w:pPr>
+        <w:pStyle w:val="SourceCode"/>
+      </w:pPr>
+      <w:r>
+        <w:t>DROP TABLE IF EXISTS contact_groups_go;</w:t>
+      </w:r>
+    </w:p>
+    <w:p>
+      <w:pPr>
+        <w:pStyle w:val="SourceCode"/>
+      </w:pPr>
+    </w:p>
+    <w:p>
+      <w:pPr>
+        <w:pStyle w:val="SourceCode"/>
+      </w:pPr>
+      <w:r>
+        <w:t>-- Lesson 4.4's contacts_go table, with Lesson 4.12's index on name written</w:t>
+      </w:r>
+    </w:p>
+    <w:p>
+      <w:pPr>
+        <w:pStyle w:val="SourceCode"/>
+      </w:pPr>
+      <w:r>
+        <w:t>-- inside CREATE TABLE. Only email is UNIQUE, so two contacts may share a</w:t>
+      </w:r>
+    </w:p>
+    <w:p>
+      <w:pPr>
+        <w:pStyle w:val="SourceCode"/>
+      </w:pPr>
+      <w:r>
+        <w:t>-- name, and phone may be NULL: no phone.</w:t>
+      </w:r>
+    </w:p>
+    <w:p>
+      <w:pPr>
+        <w:pStyle w:val="SourceCode"/>
+      </w:pPr>
+      <w:r>
+        <w:t>CREATE TABLE contacts_go (</w:t>
+      </w:r>
+    </w:p>
+    <w:p>
+      <w:pPr>
+        <w:pStyle w:val="SourceCode"/>
+      </w:pPr>
+      <w:r>
+        <w:t xml:space="preserve">    id    INT AUTO_INCREMENT PRIMARY KEY,</w:t>
+      </w:r>
+    </w:p>
+    <w:p>
+      <w:pPr>
+        <w:pStyle w:val="SourceCode"/>
+      </w:pPr>
+      <w:r>
+        <w:t xml:space="preserve">    name  VARCHAR(100) NOT NULL,</w:t>
+      </w:r>
+    </w:p>
+    <w:p>
+      <w:pPr>
+        <w:pStyle w:val="SourceCode"/>
+      </w:pPr>
+      <w:r>
+        <w:t xml:space="preserve">    email VARCHAR(254) NOT NULL UNIQUE,</w:t>
+      </w:r>
+    </w:p>
+    <w:p>
+      <w:pPr>
+        <w:pStyle w:val="SourceCode"/>
+      </w:pPr>
+      <w:r>
+        <w:t xml:space="preserve">    phone VARCHAR(20)  NULL,</w:t>
+      </w:r>
+    </w:p>
+    <w:p>
+      <w:pPr>
+        <w:pStyle w:val="SourceCode"/>
+      </w:pPr>
+      <w:r>
+        <w:t xml:space="preserve">    INDEX idx_contacts_go_name (name)</w:t>
+      </w:r>
+    </w:p>
+    <w:p>
+      <w:pPr>
+        <w:pStyle w:val="SourceCode"/>
+      </w:pPr>
+      <w:r>
+        <w:t>) CHARACTER SET utf8mb4;</w:t>
+      </w:r>
+    </w:p>
+    <w:p>
+      <w:pPr>
+        <w:pStyle w:val="SourceCode"/>
+      </w:pPr>
+    </w:p>
+    <w:p>
+      <w:pPr>
+        <w:pStyle w:val="SourceCode"/>
+      </w:pPr>
+      <w:r>
+        <w:t>-- Lesson 4.6's three contacts, ids 1, 2, 3. Grace Hopper has no phone.</w:t>
+      </w:r>
+    </w:p>
+    <w:p>
+      <w:pPr>
+        <w:pStyle w:val="SourceCode"/>
+      </w:pPr>
+      <w:r>
+        <w:t>INSERT INTO contacts_go (name, email, phone)</w:t>
+      </w:r>
+    </w:p>
+    <w:p>
+      <w:pPr>
+        <w:pStyle w:val="SourceCode"/>
+      </w:pPr>
+      <w:r>
+        <w:t xml:space="preserve">    VALUES ('Ada Lovelace', 'ada@example.com', '555-0100');</w:t>
+      </w:r>
+    </w:p>
+    <w:p>
+      <w:pPr>
+        <w:pStyle w:val="SourceCode"/>
+      </w:pPr>
+      <w:r>
+        <w:t>INSERT INTO contacts_go (name, email, phone)</w:t>
+      </w:r>
+    </w:p>
+    <w:p>
+      <w:pPr>
+        <w:pStyle w:val="SourceCode"/>
+      </w:pPr>
+      <w:r>
+        <w:t xml:space="preserve">    VALUES ('Grace Hopper', 'grace@example.com', NULL);</w:t>
+      </w:r>
+    </w:p>
+    <w:p>
+      <w:pPr>
+        <w:pStyle w:val="SourceCode"/>
+      </w:pPr>
+      <w:r>
+        <w:t>INSERT INTO contacts_go (name, email, phone)</w:t>
+      </w:r>
+    </w:p>
+    <w:p>
+      <w:pPr>
+        <w:pStyle w:val="SourceCode"/>
+      </w:pPr>
+      <w:r>
+        <w:t xml:space="preserve">    VALUES ('Alan Turing', 'alan@example.com', '555-0102');</w:t>
+      </w:r>
+    </w:p>
+    <w:p>
+      <w:pPr>
+        <w:pStyle w:val="SourceCode"/>
+      </w:pPr>
+      <w:r>
+        <w:t>-- This lesson's fourth contact, id 4. Her email holds a real _, the</w:t>
+      </w:r>
+    </w:p>
+    <w:p>
+      <w:pPr>
+        <w:pStyle w:val="SourceCode"/>
+        <w:keepNext/>
+      </w:pPr>
+      <w:r>
+        <w:t>-- character LIKE reads as "any one character" (Lesson 4.9).</w:t>
+      </w:r>
+    </w:p>
+    <w:p>
+      <w:pPr>
+        <w:pStyle w:val="SourceCode"/>
+        <w:keepNext/>
+      </w:pPr>
+      <w:r>
+        <w:t>INSERT INTO contacts_go (name, email, phone)</w:t>
+      </w:r>
+    </w:p>
+    <w:p>
+      <w:pPr>
+        <w:pStyle w:val="SourceCode"/>
+      </w:pPr>
+      <w:r>
+        <w:t xml:space="preserve">    VALUES ('Mary Jackson', 'mary_jackson@example.org', '555-0105');</w:t>
+      </w:r>
+    </w:p>
+    <w:p>
+      <w:pPr>
+        <w:keepNext/>
+      </w:pPr>
+    </w:p>
+    <w:p>
+      <w:pPr>
+        <w:pStyle w:val="Heading3"/>
+      </w:pPr>
+      <w:r>
+        <w:t>sql/reset_contacts_python.sql</w:t>
+      </w:r>
+    </w:p>
+    <w:p>
+      <w:pPr>
+        <w:pStyle w:val="SourceCode"/>
+        <w:keepNext/>
+      </w:pPr>
+      <w:r>
+        <w:t>-- Chapter 5's known state for Python. This file resets contacts_python, the</w:t>
+      </w:r>
+    </w:p>
+    <w:p>
+      <w:pPr>
+        <w:pStyle w:val="SourceCode"/>
+        <w:keepNext/>
+      </w:pPr>
+      <w:r>
+        <w:t>-- Python programs' own contacts table: it drops it, with any rows earlier</w:t>
+      </w:r>
+    </w:p>
+    <w:p>
+      <w:pPr>
+        <w:pStyle w:val="SourceCode"/>
+      </w:pPr>
+      <w:r>
+        <w:t>-- lessons or your own experiments left in it, and builds it again with</w:t>
+      </w:r>
+    </w:p>
+    <w:p>
+      <w:pPr>
+        <w:pStyle w:val="SourceCode"/>
+      </w:pPr>
+      <w:r>
+        <w:t>-- Lesson 4.6's three contacts and one more, Mary Jackson, whose email holds</w:t>
+      </w:r>
+    </w:p>
+    <w:p>
+      <w:pPr>
+        <w:pStyle w:val="SourceCode"/>
+      </w:pPr>
+      <w:r>
+        <w:t>-- an underscore for the search to find.</w:t>
+      </w:r>
+    </w:p>
+    <w:p>
+      <w:pPr>
+        <w:pStyle w:val="SourceCode"/>
+      </w:pPr>
+    </w:p>
+    <w:p>
+      <w:pPr>
+        <w:pStyle w:val="SourceCode"/>
+      </w:pPr>
+      <w:r>
+        <w:t>-- Remove the old tables and every row in them (Lesson 4.4). contacts_python</w:t>
+      </w:r>
+    </w:p>
+    <w:p>
+      <w:pPr>
+        <w:pStyle w:val="SourceCode"/>
+      </w:pPr>
+      <w:r>
+        <w:t>-- goes first, because in Lessons 4.11 to 4.14 its rows pointed at</w:t>
+      </w:r>
+    </w:p>
+    <w:p>
+      <w:pPr>
+        <w:pStyle w:val="SourceCode"/>
+      </w:pPr>
+      <w:r>
+        <w:t>-- contact_groups_python, and the server refuses to drop a table that</w:t>
+      </w:r>
+    </w:p>
+    <w:p>
+      <w:pPr>
+        <w:pStyle w:val="SourceCode"/>
+      </w:pPr>
+      <w:r>
+        <w:t>-- another table's foreign key still points at. Chapter 5 has no groups, so</w:t>
+      </w:r>
+    </w:p>
+    <w:p>
+      <w:pPr>
+        <w:pStyle w:val="SourceCode"/>
+      </w:pPr>
+      <w:r>
+        <w:t>-- contact_groups_python is dropped and not created again. IF EXISTS skips a</w:t>
+      </w:r>
+    </w:p>
+    <w:p>
+      <w:pPr>
+        <w:pStyle w:val="SourceCode"/>
+      </w:pPr>
+      <w:r>
+        <w:t>-- table that is not there.</w:t>
+      </w:r>
+    </w:p>
+    <w:p>
+      <w:pPr>
+        <w:pStyle w:val="SourceCode"/>
+      </w:pPr>
+      <w:r>
+        <w:t>DROP TABLE IF EXISTS contacts_python;</w:t>
+      </w:r>
+    </w:p>
+    <w:p>
+      <w:pPr>
+        <w:pStyle w:val="SourceCode"/>
+      </w:pPr>
+      <w:r>
+        <w:t>DROP TABLE IF EXISTS contact_groups_python;</w:t>
+      </w:r>
+    </w:p>
+    <w:p>
+      <w:pPr>
+        <w:pStyle w:val="SourceCode"/>
+      </w:pPr>
+    </w:p>
+    <w:p>
+      <w:pPr>
+        <w:pStyle w:val="SourceCode"/>
+      </w:pPr>
+      <w:r>
+        <w:t>-- Lesson 4.4's contacts_python table, with Lesson 4.12's index on name</w:t>
+      </w:r>
+    </w:p>
+    <w:p>
+      <w:pPr>
+        <w:pStyle w:val="SourceCode"/>
+      </w:pPr>
+      <w:r>
+        <w:t>-- written inside CREATE TABLE. Only email is UNIQUE, so two contacts may</w:t>
+      </w:r>
+    </w:p>
+    <w:p>
+      <w:pPr>
+        <w:pStyle w:val="SourceCode"/>
+      </w:pPr>
+      <w:r>
+        <w:t>-- share a name, and phone may be NULL: no phone.</w:t>
+      </w:r>
+    </w:p>
+    <w:p>
+      <w:pPr>
+        <w:pStyle w:val="SourceCode"/>
+      </w:pPr>
+      <w:r>
+        <w:t>CREATE TABLE contacts_python (</w:t>
+      </w:r>
+    </w:p>
+    <w:p>
+      <w:pPr>
+        <w:pStyle w:val="SourceCode"/>
+      </w:pPr>
+      <w:r>
+        <w:t xml:space="preserve">    id    INT AUTO_INCREMENT PRIMARY KEY,</w:t>
+      </w:r>
+    </w:p>
+    <w:p>
+      <w:pPr>
+        <w:pStyle w:val="SourceCode"/>
+      </w:pPr>
+      <w:r>
+        <w:t xml:space="preserve">    name  VARCHAR(100) NOT NULL,</w:t>
+      </w:r>
+    </w:p>
+    <w:p>
+      <w:pPr>
+        <w:pStyle w:val="SourceCode"/>
+      </w:pPr>
+      <w:r>
+        <w:t xml:space="preserve">    email VARCHAR(254) NOT NULL UNIQUE,</w:t>
+      </w:r>
+    </w:p>
+    <w:p>
+      <w:pPr>
+        <w:pStyle w:val="SourceCode"/>
+      </w:pPr>
+      <w:r>
+        <w:t xml:space="preserve">    phone VARCHAR(20)  NULL,</w:t>
+      </w:r>
+    </w:p>
+    <w:p>
+      <w:pPr>
+        <w:pStyle w:val="SourceCode"/>
+      </w:pPr>
+      <w:r>
+        <w:t xml:space="preserve">    INDEX idx_contacts_python_name (name)</w:t>
+      </w:r>
+    </w:p>
+    <w:p>
+      <w:pPr>
+        <w:pStyle w:val="SourceCode"/>
+      </w:pPr>
+      <w:r>
+        <w:t>) CHARACTER SET utf8mb4;</w:t>
+      </w:r>
+    </w:p>
+    <w:p>
+      <w:pPr>
+        <w:pStyle w:val="SourceCode"/>
+      </w:pPr>
+    </w:p>
+    <w:p>
+      <w:pPr>
+        <w:pStyle w:val="SourceCode"/>
+      </w:pPr>
+      <w:r>
+        <w:t>-- Lesson 4.6's three contacts, ids 1, 2, 3. Grace Hopper has no phone.</w:t>
+      </w:r>
+    </w:p>
+    <w:p>
+      <w:pPr>
+        <w:pStyle w:val="SourceCode"/>
+      </w:pPr>
+      <w:r>
+        <w:t>INSERT INTO contacts_python (name, email, phone)</w:t>
+      </w:r>
+    </w:p>
+    <w:p>
+      <w:pPr>
+        <w:pStyle w:val="SourceCode"/>
+      </w:pPr>
+      <w:r>
+        <w:t xml:space="preserve">    VALUES ('Ada Lovelace', 'ada@example.com', '555-0100');</w:t>
+      </w:r>
+    </w:p>
+    <w:p>
+      <w:pPr>
+        <w:pStyle w:val="SourceCode"/>
+      </w:pPr>
+      <w:r>
+        <w:t>INSERT INTO contacts_python (name, email, phone)</w:t>
+      </w:r>
+    </w:p>
+    <w:p>
+      <w:pPr>
+        <w:pStyle w:val="SourceCode"/>
+      </w:pPr>
+      <w:r>
+        <w:t xml:space="preserve">    VALUES ('Grace Hopper', 'grace@example.com', NULL);</w:t>
+      </w:r>
+    </w:p>
+    <w:p>
+      <w:pPr>
+        <w:pStyle w:val="SourceCode"/>
+      </w:pPr>
+      <w:r>
+        <w:t>INSERT INTO contacts_python (name, email, phone)</w:t>
+      </w:r>
+    </w:p>
+    <w:p>
+      <w:pPr>
+        <w:pStyle w:val="SourceCode"/>
+      </w:pPr>
+      <w:r>
+        <w:t xml:space="preserve">    VALUES ('Alan Turing', 'alan@example.com', '555-0102');</w:t>
+      </w:r>
+    </w:p>
+    <w:p>
+      <w:pPr>
+        <w:pStyle w:val="SourceCode"/>
+      </w:pPr>
+      <w:r>
+        <w:t>-- This lesson's fourth contact, id 4. Her email holds a real _, the</w:t>
+      </w:r>
+    </w:p>
+    <w:p>
+      <w:pPr>
+        <w:pStyle w:val="SourceCode"/>
+        <w:keepNext/>
+      </w:pPr>
+      <w:r>
+        <w:t>-- character LIKE reads as "any one character" (Lesson 4.9).</w:t>
+      </w:r>
+    </w:p>
+    <w:p>
+      <w:pPr>
+        <w:pStyle w:val="SourceCode"/>
+        <w:keepNext/>
+      </w:pPr>
+      <w:r>
+        <w:t>INSERT INTO contacts_python (name, email, phone)</w:t>
+      </w:r>
+    </w:p>
+    <w:p>
+      <w:pPr>
+        <w:pStyle w:val="SourceCode"/>
+      </w:pPr>
+      <w:r>
+        <w:t xml:space="preserve">    VALUES ('Mary Jackson', 'mary_jackson@example.org', '555-0105');</w:t>
+      </w:r>
+    </w:p>
+    <w:p>
+      <w:pPr>
+        <w:keepNext/>
+      </w:pPr>
+    </w:p>
+    <w:p>
+      <w:pPr>
+        <w:pStyle w:val="Heading3"/>
+      </w:pPr>
+      <w:r>
+        <w:t>sql/reset_contacts_typescript.sql</w:t>
+      </w:r>
+    </w:p>
+    <w:p>
+      <w:pPr>
+        <w:pStyle w:val="SourceCode"/>
+        <w:keepNext/>
+      </w:pPr>
+      <w:r>
+        <w:t>-- Chapter 5's known state for TypeScript. This file resets</w:t>
+      </w:r>
+    </w:p>
+    <w:p>
+      <w:pPr>
+        <w:pStyle w:val="SourceCode"/>
+        <w:keepNext/>
+      </w:pPr>
+      <w:r>
+        <w:t>-- contacts_typescript, the TypeScript programs' own contacts table: it</w:t>
+      </w:r>
+    </w:p>
+    <w:p>
+      <w:pPr>
+        <w:pStyle w:val="SourceCode"/>
+      </w:pPr>
+      <w:r>
+        <w:t>-- drops it, with any rows earlier lessons or your own experiments left in</w:t>
+      </w:r>
+    </w:p>
+    <w:p>
+      <w:pPr>
+        <w:pStyle w:val="SourceCode"/>
+      </w:pPr>
+      <w:r>
+        <w:t>-- it, and builds it again with Lesson 4.6's three contacts and one more,</w:t>
+      </w:r>
+    </w:p>
+    <w:p>
+      <w:pPr>
+        <w:pStyle w:val="SourceCode"/>
+      </w:pPr>
+      <w:r>
+        <w:t>-- Mary Jackson, whose email holds an underscore for the search to find.</w:t>
+      </w:r>
+    </w:p>
+    <w:p>
+      <w:pPr>
+        <w:pStyle w:val="SourceCode"/>
+      </w:pPr>
+    </w:p>
+    <w:p>
+      <w:pPr>
+        <w:pStyle w:val="SourceCode"/>
+      </w:pPr>
+      <w:r>
+        <w:t>-- Remove the old tables and every row in them (Lesson 4.4).</w:t>
+      </w:r>
+    </w:p>
+    <w:p>
+      <w:pPr>
+        <w:pStyle w:val="SourceCode"/>
+      </w:pPr>
+      <w:r>
+        <w:t>-- contacts_typescript goes first, because in Lessons 4.11 to 4.14 its rows</w:t>
+      </w:r>
+    </w:p>
+    <w:p>
+      <w:pPr>
+        <w:pStyle w:val="SourceCode"/>
+      </w:pPr>
+      <w:r>
+        <w:t>-- pointed at contact_groups_typescript, and the server refuses to drop a</w:t>
+      </w:r>
+    </w:p>
+    <w:p>
+      <w:pPr>
+        <w:pStyle w:val="SourceCode"/>
+      </w:pPr>
+      <w:r>
+        <w:t>-- table that another table's foreign key still points at. Chapter 5 has no</w:t>
+      </w:r>
+    </w:p>
+    <w:p>
+      <w:pPr>
+        <w:pStyle w:val="SourceCode"/>
+      </w:pPr>
+      <w:r>
+        <w:t>-- groups, so contact_groups_typescript is dropped and not created again. IF</w:t>
+      </w:r>
+    </w:p>
+    <w:p>
+      <w:pPr>
+        <w:pStyle w:val="SourceCode"/>
+      </w:pPr>
+      <w:r>
+        <w:t>-- EXISTS skips a table that is not there.</w:t>
+      </w:r>
+    </w:p>
+    <w:p>
+      <w:pPr>
+        <w:pStyle w:val="SourceCode"/>
+      </w:pPr>
+      <w:r>
+        <w:t>DROP TABLE IF EXISTS contacts_typescript;</w:t>
+      </w:r>
+    </w:p>
+    <w:p>
+      <w:pPr>
+        <w:pStyle w:val="SourceCode"/>
+      </w:pPr>
+      <w:r>
+        <w:t>DROP TABLE IF EXISTS contact_groups_typescript;</w:t>
+      </w:r>
+    </w:p>
+    <w:p>
+      <w:pPr>
+        <w:pStyle w:val="SourceCode"/>
+      </w:pPr>
+    </w:p>
+    <w:p>
+      <w:pPr>
+        <w:pStyle w:val="SourceCode"/>
+      </w:pPr>
+      <w:r>
+        <w:t>-- Lesson 4.4's contacts_typescript table, with Lesson 4.12's index on name</w:t>
+      </w:r>
+    </w:p>
+    <w:p>
+      <w:pPr>
+        <w:pStyle w:val="SourceCode"/>
+      </w:pPr>
+      <w:r>
+        <w:t>-- written inside CREATE TABLE. Only email is UNIQUE, so two contacts may</w:t>
+      </w:r>
+    </w:p>
+    <w:p>
+      <w:pPr>
+        <w:pStyle w:val="SourceCode"/>
+      </w:pPr>
+      <w:r>
+        <w:t>-- share a name, and phone may be NULL: no phone.</w:t>
+      </w:r>
+    </w:p>
+    <w:p>
+      <w:pPr>
+        <w:pStyle w:val="SourceCode"/>
+      </w:pPr>
+      <w:r>
+        <w:t>CREATE TABLE contacts_typescript (</w:t>
+      </w:r>
+    </w:p>
+    <w:p>
+      <w:pPr>
+        <w:pStyle w:val="SourceCode"/>
+      </w:pPr>
+      <w:r>
+        <w:t xml:space="preserve">    id    INT AUTO_INCREMENT PRIMARY KEY,</w:t>
+      </w:r>
+    </w:p>
+    <w:p>
+      <w:pPr>
+        <w:pStyle w:val="SourceCode"/>
+      </w:pPr>
+      <w:r>
+        <w:t xml:space="preserve">    name  VARCHAR(100) NOT NULL,</w:t>
+      </w:r>
+    </w:p>
+    <w:p>
+      <w:pPr>
+        <w:pStyle w:val="SourceCode"/>
+      </w:pPr>
+      <w:r>
+        <w:t xml:space="preserve">    email VARCHAR(254) NOT NULL UNIQUE,</w:t>
+      </w:r>
+    </w:p>
+    <w:p>
+      <w:pPr>
+        <w:pStyle w:val="SourceCode"/>
+      </w:pPr>
+      <w:r>
+        <w:t xml:space="preserve">    phone VARCHAR(20)  NULL,</w:t>
+      </w:r>
+    </w:p>
+    <w:p>
+      <w:pPr>
+        <w:pStyle w:val="SourceCode"/>
+      </w:pPr>
+      <w:r>
+        <w:t xml:space="preserve">    INDEX idx_contacts_typescript_name (name)</w:t>
+      </w:r>
+    </w:p>
+    <w:p>
+      <w:pPr>
+        <w:pStyle w:val="SourceCode"/>
+      </w:pPr>
+      <w:r>
+        <w:t>) CHARACTER SET utf8mb4;</w:t>
+      </w:r>
+    </w:p>
+    <w:p>
+      <w:pPr>
+        <w:pStyle w:val="SourceCode"/>
+      </w:pPr>
+    </w:p>
+    <w:p>
+      <w:pPr>
+        <w:pStyle w:val="SourceCode"/>
+      </w:pPr>
+      <w:r>
+        <w:t>-- Lesson 4.6's three contacts, ids 1, 2, 3. Grace Hopper has no phone.</w:t>
+      </w:r>
+    </w:p>
+    <w:p>
+      <w:pPr>
+        <w:pStyle w:val="SourceCode"/>
+      </w:pPr>
+      <w:r>
+        <w:t>INSERT INTO contacts_typescript (name, email, phone)</w:t>
+      </w:r>
+    </w:p>
+    <w:p>
+      <w:pPr>
+        <w:pStyle w:val="SourceCode"/>
+      </w:pPr>
+      <w:r>
+        <w:t xml:space="preserve">    VALUES ('Ada Lovelace', 'ada@example.com', '555-0100');</w:t>
+      </w:r>
+    </w:p>
+    <w:p>
+      <w:pPr>
+        <w:pStyle w:val="SourceCode"/>
+      </w:pPr>
+      <w:r>
+        <w:t>INSERT INTO contacts_typescript (name, email, phone)</w:t>
+      </w:r>
+    </w:p>
+    <w:p>
+      <w:pPr>
+        <w:pStyle w:val="SourceCode"/>
+      </w:pPr>
+      <w:r>
+        <w:t xml:space="preserve">    VALUES ('Grace Hopper', 'grace@example.com', NULL);</w:t>
+      </w:r>
+    </w:p>
+    <w:p>
+      <w:pPr>
+        <w:pStyle w:val="SourceCode"/>
+      </w:pPr>
+      <w:r>
+        <w:t>INSERT INTO contacts_typescript (name, email, phone)</w:t>
+      </w:r>
+    </w:p>
+    <w:p>
+      <w:pPr>
+        <w:pStyle w:val="SourceCode"/>
+      </w:pPr>
+      <w:r>
+        <w:t xml:space="preserve">    VALUES ('Alan Turing', 'alan@example.com', '555-0102');</w:t>
+      </w:r>
+    </w:p>
+    <w:p>
+      <w:pPr>
+        <w:pStyle w:val="SourceCode"/>
+      </w:pPr>
+      <w:r>
+        <w:t>-- This lesson's fourth contact, id 4. Her email holds a real _, the</w:t>
+      </w:r>
+    </w:p>
+    <w:p>
+      <w:pPr>
+        <w:pStyle w:val="SourceCode"/>
+        <w:keepNext/>
+      </w:pPr>
+      <w:r>
+        <w:t>-- character LIKE reads as "any one character" (Lesson 4.9).</w:t>
+      </w:r>
+    </w:p>
+    <w:p>
+      <w:pPr>
+        <w:pStyle w:val="SourceCode"/>
+        <w:keepNext/>
+      </w:pPr>
+      <w:r>
+        <w:t>INSERT INTO contacts_typescript (name, email, phone)</w:t>
+      </w:r>
+    </w:p>
+    <w:p>
+      <w:pPr>
+        <w:pStyle w:val="SourceCode"/>
+      </w:pPr>
+      <w:r>
+        <w:t xml:space="preserve">    VALUES ('Mary Jackson', 'mary_jackson@example.org', '555-0105');</w:t>
+      </w:r>
+    </w:p>
+    <w:p>
+      <w:pPr>
+        <w:keepNext/>
+      </w:pPr>
+    </w:p>
+    <w:p>
+      <w:pPr>
+        <w:pStyle w:val="Heading3"/>
+      </w:pPr>
+      <w:r>
         <w:t>Windows PowerShell Data Reset</w:t>
       </w:r>
     </w:p>
@@ -2610,7 +4186,7 @@
         <w:keepNext/>
       </w:pPr>
       <w:r>
-        <w:t>The first client command is Lesson 4.2's CREATE DATABASE IF NOT EXISTS spa_contacts, so the lesson works even if you start here. The second runs the file. Remember, source runs every statement in a file and needs --commands when it comes from -e (Lesson 4.6); on Linux or macOS, &lt; sends the file to the client instead. The third shows the table: -t prints it as a table, and MYSQL_PWD lasts only until the block's last line.</w:t>
+        <w:t>The first client command is Lesson 4.2's CREATE DATABASE IF NOT EXISTS spa_contacts, so the lesson works even if you start here. The next six run the files, one per language. Remember, source runs every statement in a file and needs --commands when it comes from -e (Lesson 4.6); on Linux or macOS, &lt; sends the file to the client instead. The last shows the C programs' table, contacts_c: -t prints it as a table, and MYSQL_PWD lasts only until the block's last line.</w:t>
       </w:r>
     </w:p>
     <w:p>
@@ -2639,7 +4215,6 @@
     <w:p>
       <w:pPr>
         <w:pStyle w:val="CommandBlock"/>
-        <w:keepNext/>
       </w:pPr>
       <w:r>
         <w:t>&amp; $mysql -u devuser -h 127.0.0.1 -P 3306 `</w:t>
@@ -2648,7 +4223,6 @@
     <w:p>
       <w:pPr>
         <w:pStyle w:val="CommandBlock"/>
-        <w:keepNext/>
       </w:pPr>
       <w:r>
         <w:t xml:space="preserve">    -e "CREATE DATABASE IF NOT EXISTS spa_contacts"</w:t>
@@ -2657,7 +4231,6 @@
     <w:p>
       <w:pPr>
         <w:pStyle w:val="CommandBlock"/>
-        <w:keepNext/>
       </w:pPr>
       <w:r>
         <w:t>&amp; $mysql -u devuser -h 127.0.0.1 -P 3306 -D spa_contacts --commands `</w:t>
@@ -2666,15 +4239,94 @@
     <w:p>
       <w:pPr>
         <w:pStyle w:val="CommandBlock"/>
-        <w:keepNext/>
-      </w:pPr>
-      <w:r>
-        <w:t xml:space="preserve">    -e "source ./sql/reset_contacts.sql"</w:t>
+      </w:pPr>
+      <w:r>
+        <w:t xml:space="preserve">    -e "source ./sql/reset_contacts_c.sql"</w:t>
       </w:r>
     </w:p>
     <w:p>
       <w:pPr>
         <w:pStyle w:val="CommandBlock"/>
+      </w:pPr>
+      <w:r>
+        <w:t>&amp; $mysql -u devuser -h 127.0.0.1 -P 3306 -D spa_contacts --commands `</w:t>
+      </w:r>
+    </w:p>
+    <w:p>
+      <w:pPr>
+        <w:pStyle w:val="CommandBlock"/>
+      </w:pPr>
+      <w:r>
+        <w:t xml:space="preserve">    -e "source ./sql/reset_contacts_cpp.sql"</w:t>
+      </w:r>
+    </w:p>
+    <w:p>
+      <w:pPr>
+        <w:pStyle w:val="CommandBlock"/>
+      </w:pPr>
+      <w:r>
+        <w:t>&amp; $mysql -u devuser -h 127.0.0.1 -P 3306 -D spa_contacts --commands `</w:t>
+      </w:r>
+    </w:p>
+    <w:p>
+      <w:pPr>
+        <w:pStyle w:val="CommandBlock"/>
+      </w:pPr>
+      <w:r>
+        <w:t xml:space="preserve">    -e "source ./sql/reset_contacts_csharp.sql"</w:t>
+      </w:r>
+    </w:p>
+    <w:p>
+      <w:pPr>
+        <w:pStyle w:val="CommandBlock"/>
+      </w:pPr>
+      <w:r>
+        <w:t>&amp; $mysql -u devuser -h 127.0.0.1 -P 3306 -D spa_contacts --commands `</w:t>
+      </w:r>
+    </w:p>
+    <w:p>
+      <w:pPr>
+        <w:pStyle w:val="CommandBlock"/>
+      </w:pPr>
+      <w:r>
+        <w:t xml:space="preserve">    -e "source ./sql/reset_contacts_go.sql"</w:t>
+      </w:r>
+    </w:p>
+    <w:p>
+      <w:pPr>
+        <w:pStyle w:val="CommandBlock"/>
+      </w:pPr>
+      <w:r>
+        <w:t>&amp; $mysql -u devuser -h 127.0.0.1 -P 3306 -D spa_contacts --commands `</w:t>
+      </w:r>
+    </w:p>
+    <w:p>
+      <w:pPr>
+        <w:pStyle w:val="CommandBlock"/>
+      </w:pPr>
+      <w:r>
+        <w:t xml:space="preserve">    -e "source ./sql/reset_contacts_python.sql"</w:t>
+      </w:r>
+    </w:p>
+    <w:p>
+      <w:pPr>
+        <w:pStyle w:val="CommandBlock"/>
+      </w:pPr>
+      <w:r>
+        <w:t>&amp; $mysql -u devuser -h 127.0.0.1 -P 3306 -D spa_contacts --commands `</w:t>
+      </w:r>
+    </w:p>
+    <w:p>
+      <w:pPr>
+        <w:pStyle w:val="CommandBlock"/>
+      </w:pPr>
+      <w:r>
+        <w:t xml:space="preserve">    -e "source ./sql/reset_contacts_typescript.sql"</w:t>
+      </w:r>
+    </w:p>
+    <w:p>
+      <w:pPr>
+        <w:pStyle w:val="CommandBlock"/>
         <w:keepNext/>
       </w:pPr>
       <w:r>
@@ -2687,7 +4339,7 @@
         <w:keepNext/>
       </w:pPr>
       <w:r>
-        <w:t xml:space="preserve">    -e "SELECT id, name, email, phone FROM contacts ORDER BY id"</w:t>
+        <w:t xml:space="preserve">    -e "SELECT id, name, email, phone FROM contacts_c ORDER BY id"</w:t>
       </w:r>
     </w:p>
     <w:p>
@@ -2732,7 +4384,6 @@
     <w:p>
       <w:pPr>
         <w:pStyle w:val="CommandBlock"/>
-        <w:keepNext/>
       </w:pPr>
       <w:r>
         <w:t xml:space="preserve">    -e "CREATE DATABASE IF NOT EXISTS spa_contacts"</w:t>
@@ -2741,15 +4392,102 @@
     <w:p>
       <w:pPr>
         <w:pStyle w:val="CommandBlock"/>
-        <w:keepNext/>
-      </w:pPr>
-      <w:r>
-        <w:t>mysql -u devuser -h 127.0.0.1 -P 3306 -D spa_contacts &lt; ./sql/reset_contacts.sql</w:t>
+      </w:pPr>
+      <w:r>
+        <w:t>mysql -u devuser -h 127.0.0.1 -P 3306 -D spa_contacts \</w:t>
       </w:r>
     </w:p>
     <w:p>
       <w:pPr>
         <w:pStyle w:val="CommandBlock"/>
+      </w:pPr>
+      <w:r>
+        <w:t xml:space="preserve">    &lt; ./sql/reset_contacts_c.sql</w:t>
+      </w:r>
+    </w:p>
+    <w:p>
+      <w:pPr>
+        <w:pStyle w:val="CommandBlock"/>
+      </w:pPr>
+      <w:r>
+        <w:t>mysql -u devuser -h 127.0.0.1 -P 3306 -D spa_contacts \</w:t>
+      </w:r>
+    </w:p>
+    <w:p>
+      <w:pPr>
+        <w:pStyle w:val="CommandBlock"/>
+      </w:pPr>
+      <w:r>
+        <w:t xml:space="preserve">    &lt; ./sql/reset_contacts_cpp.sql</w:t>
+      </w:r>
+    </w:p>
+    <w:p>
+      <w:pPr>
+        <w:pStyle w:val="CommandBlock"/>
+      </w:pPr>
+      <w:r>
+        <w:t>mysql -u devuser -h 127.0.0.1 -P 3306 -D spa_contacts \</w:t>
+      </w:r>
+    </w:p>
+    <w:p>
+      <w:pPr>
+        <w:pStyle w:val="CommandBlock"/>
+      </w:pPr>
+      <w:r>
+        <w:t xml:space="preserve">    &lt; ./sql/reset_contacts_csharp.sql</w:t>
+      </w:r>
+    </w:p>
+    <w:p>
+      <w:pPr>
+        <w:pStyle w:val="CommandBlock"/>
+      </w:pPr>
+      <w:r>
+        <w:t>mysql -u devuser -h 127.0.0.1 -P 3306 -D spa_contacts \</w:t>
+      </w:r>
+    </w:p>
+    <w:p>
+      <w:pPr>
+        <w:pStyle w:val="CommandBlock"/>
+      </w:pPr>
+      <w:r>
+        <w:t xml:space="preserve">    &lt; ./sql/reset_contacts_go.sql</w:t>
+      </w:r>
+    </w:p>
+    <w:p>
+      <w:pPr>
+        <w:pStyle w:val="CommandBlock"/>
+      </w:pPr>
+      <w:r>
+        <w:t>mysql -u devuser -h 127.0.0.1 -P 3306 -D spa_contacts \</w:t>
+      </w:r>
+    </w:p>
+    <w:p>
+      <w:pPr>
+        <w:pStyle w:val="CommandBlock"/>
+      </w:pPr>
+      <w:r>
+        <w:t xml:space="preserve">    &lt; ./sql/reset_contacts_python.sql</w:t>
+      </w:r>
+    </w:p>
+    <w:p>
+      <w:pPr>
+        <w:pStyle w:val="CommandBlock"/>
+      </w:pPr>
+      <w:r>
+        <w:t>mysql -u devuser -h 127.0.0.1 -P 3306 -D spa_contacts \</w:t>
+      </w:r>
+    </w:p>
+    <w:p>
+      <w:pPr>
+        <w:pStyle w:val="CommandBlock"/>
+      </w:pPr>
+      <w:r>
+        <w:t xml:space="preserve">    &lt; ./sql/reset_contacts_typescript.sql</w:t>
+      </w:r>
+    </w:p>
+    <w:p>
+      <w:pPr>
+        <w:pStyle w:val="CommandBlock"/>
         <w:keepNext/>
       </w:pPr>
       <w:r>
@@ -2762,7 +4500,7 @@
         <w:keepNext/>
       </w:pPr>
       <w:r>
-        <w:t xml:space="preserve">    -e "SELECT id, name, email, phone FROM contacts ORDER BY id"</w:t>
+        <w:t xml:space="preserve">    -e "SELECT id, name, email, phone FROM contacts_c ORDER BY id"</w:t>
       </w:r>
     </w:p>
     <w:p>
@@ -2783,7 +4521,7 @@
         <w:keepNext/>
       </w:pPr>
       <w:r>
-        <w:t>The first two commands print nothing. The query prints exactly this table:</w:t>
+        <w:t>The first seven commands print nothing. The query prints exactly this table; every other language's table holds the same rows:</w:t>
       </w:r>
     </w:p>
     <w:p>
@@ -3052,7 +4790,7 @@
         <w:pStyle w:val="ListBullet"/>
       </w:pPr>
       <w:r>
-        <w:t>Error: Unknown database 'spa_contacts' when the program starts, or Error: Table 'spa_contacts.contacts' doesn't exist after a find: the Data Reset has not run yet. Run it.</w:t>
+        <w:t>Error: Unknown database 'spa_contacts' when the program starts, or Error: Table 'spa_contacts.contacts_c' doesn't exist after a find, with your language's table: the Data Reset has not run yet. Run it.</w:t>
       </w:r>
     </w:p>
     <w:p>
@@ -3106,7 +4844,7 @@
         <w:t>Start with the most direct version: one file with the connection, Lesson 5.1's command loop, and two commands, find and quit. read_answer is Lesson 5.1's, trim_text is Lesson 3.13's, and validate_term is Lesson 4.9's. escape_wildcards copies the term one character at a time into a second array and writes a backslash before each %, _, and backslash. search_contacts trims the two answers, picks FIND_BY_NAME or FIND_BY_EMAIL with strcmp, checks the term, builds the pattern with snprintf, and sends it through a</w:t>
       </w:r>
       <w:r>
-        <w:t xml:space="preserve"> MYSQL_STMT, printing each fetched row. run_find asks the two questions and calls search_contacts only when both answers arrived. A failed query prints the server's own message. The new steps, the fixed statement per field, the escaping, and the contains pattern, are commented in full; the ones from earlier lessons have short reminders.</w:t>
+        <w:t xml:space="preserve"> MYSQL_STMT, printing each fetched row. run_find asks the two questions and calls search_contacts only when both answers arrived. Remember, each language keeps its own table (Lesson 4.4), so both versions search contacts_c, C's own. A failed query prints the server's own message. The new steps, the fixed statement per field, the escaping, and the contains pattern, are commented in full; the ones from earlier lessons have short reminders.</w:t>
       </w:r>
     </w:p>
     <w:p>
@@ -3355,6 +5093,14 @@
         <w:pStyle w:val="SourceCode"/>
       </w:pPr>
       <w:r>
+        <w:t>// Remember, contacts_c is C's own table.</w:t>
+      </w:r>
+    </w:p>
+    <w:p>
+      <w:pPr>
+        <w:pStyle w:val="SourceCode"/>
+      </w:pPr>
+      <w:r>
         <w:t>#define FIND_BY_NAME \</w:t>
       </w:r>
     </w:p>
@@ -3363,7 +5109,7 @@
         <w:pStyle w:val="SourceCode"/>
       </w:pPr>
       <w:r>
-        <w:t xml:space="preserve">    "SELECT id, name, email, phone FROM contacts " \</w:t>
+        <w:t xml:space="preserve">    "SELECT id, name, email, phone FROM contacts_c " \</w:t>
       </w:r>
     </w:p>
     <w:p>
@@ -3387,7 +5133,7 @@
         <w:pStyle w:val="SourceCode"/>
       </w:pPr>
       <w:r>
-        <w:t xml:space="preserve">    "SELECT id, name, email, phone FROM contacts " \</w:t>
+        <w:t xml:space="preserve">    "SELECT id, name, email, phone FROM contacts_c " \</w:t>
       </w:r>
     </w:p>
     <w:p>
@@ -5400,7 +7146,7 @@
         <w:keepNext/>
       </w:pPr>
       <w:r>
-        <w:t>Run the block from the lesson-5.5 folder, in a terminal that has SPA_DB_PASSWORD. Its first lines run the Data Reset's file again, so the table holds exactly the four known contacts; the program then waits for your commands.</w:t>
+        <w:t>Run the block from the lesson-5.5 folder, in a terminal that has SPA_DB_PASSWORD. Its first lines run reset_contacts_c.sql again, so C's own table, contacts_c, holds exactly the four known contacts; the program then waits for your commands.</w:t>
       </w:r>
     </w:p>
     <w:p>
@@ -5441,7 +7187,7 @@
         <w:keepNext/>
       </w:pPr>
       <w:r>
-        <w:t xml:space="preserve">    -e "source ./sql/reset_contacts.sql"</w:t>
+        <w:t xml:space="preserve">    -e "source ./sql/reset_contacts_c.sql"</w:t>
       </w:r>
     </w:p>
     <w:p>
@@ -5534,7 +7280,7 @@
         <w:keepNext/>
       </w:pPr>
       <w:r>
-        <w:t>mysql -u devuser -h 127.0.0.1 -P 3306 -D spa_contacts &lt; ./sql/reset_contacts.sql</w:t>
+        <w:t>mysql -u devuser -h 127.0.0.1 -P 3306 -D spa_contacts \</w:t>
       </w:r>
     </w:p>
     <w:p>
@@ -5543,6 +7289,15 @@
         <w:keepNext/>
       </w:pPr>
       <w:r>
+        <w:t xml:space="preserve">    &lt; ./sql/reset_contacts_c.sql</w:t>
+      </w:r>
+    </w:p>
+    <w:p>
+      <w:pPr>
+        <w:pStyle w:val="CommandBlock"/>
+        <w:keepNext/>
+      </w:pPr>
+      <w:r>
         <w:t>unset MYSQL_PWD</w:t>
       </w:r>
     </w:p>
@@ -6167,6 +7922,14 @@
         <w:pStyle w:val="SourceCode"/>
       </w:pPr>
       <w:r>
+        <w:t>// Remember, contacts_c is C's own table.</w:t>
+      </w:r>
+    </w:p>
+    <w:p>
+      <w:pPr>
+        <w:pStyle w:val="SourceCode"/>
+      </w:pPr>
+      <w:r>
         <w:t>#define FIND_BY_NAME \</w:t>
       </w:r>
     </w:p>
@@ -6175,7 +7938,7 @@
         <w:pStyle w:val="SourceCode"/>
       </w:pPr>
       <w:r>
-        <w:t xml:space="preserve">    "SELECT id, name, email, phone FROM contacts " \</w:t>
+        <w:t xml:space="preserve">    "SELECT id, name, email, phone FROM contacts_c " \</w:t>
       </w:r>
     </w:p>
     <w:p>
@@ -6199,7 +7962,7 @@
         <w:pStyle w:val="SourceCode"/>
       </w:pPr>
       <w:r>
-        <w:t xml:space="preserve">    "SELECT id, name, email, phone FROM contacts " \</w:t>
+        <w:t xml:space="preserve">    "SELECT id, name, email, phone FROM contacts_c " \</w:t>
       </w:r>
     </w:p>
     <w:p>
@@ -8703,7 +10466,7 @@
         <w:keepNext/>
       </w:pPr>
       <w:r>
-        <w:t xml:space="preserve">    -e "source ./sql/reset_contacts.sql"</w:t>
+        <w:t xml:space="preserve">    -e "source ./sql/reset_contacts_c.sql"</w:t>
       </w:r>
     </w:p>
     <w:p>
@@ -8796,7 +10559,7 @@
         <w:keepNext/>
       </w:pPr>
       <w:r>
-        <w:t>mysql -u devuser -h 127.0.0.1 -P 3306 -D spa_contacts &lt; ./sql/reset_contacts.sql</w:t>
+        <w:t>mysql -u devuser -h 127.0.0.1 -P 3306 -D spa_contacts \</w:t>
       </w:r>
     </w:p>
     <w:p>
@@ -8805,6 +10568,15 @@
         <w:keepNext/>
       </w:pPr>
       <w:r>
+        <w:t xml:space="preserve">    &lt; ./sql/reset_contacts_c.sql</w:t>
+      </w:r>
+    </w:p>
+    <w:p>
+      <w:pPr>
+        <w:pStyle w:val="CommandBlock"/>
+        <w:keepNext/>
+      </w:pPr>
+      <w:r>
         <w:t>unset MYSQL_PWD</w:t>
       </w:r>
     </w:p>
@@ -9156,7 +10928,7 @@
         <w:t>Start with the most direct version: one file with the connection, Lesson 5.1's command loop, and two commands, find and quit. readAnswer is Lesson 5.1's, trimText is Lesson 3.13's, and validateTerm is Lesson 4.9's. escapeWildcards builds a new std::string with a for-each loop over the term's characters, adding a backslash before each %, _, and backslash. searchContacts trims the two answers, picks FIND_BY_NAME or FIND_BY_EMAIL, checks the term, builds the pattern with +, and sends it with a PreparedStatemen</w:t>
       </w:r>
       <w:r>
-        <w:t>t and setString, printing each row with printRow. runFind asks the two questions and calls searchContacts only when both answers arrived. A failed query prints the server's own message. The new steps, the fixed statement per field, the escaping, and the contains pattern, are commented in full; the ones from earlier lessons have short reminders.</w:t>
+        <w:t>t and setString, printing each row with printRow. runFind asks the two questions and calls searchContacts only when both answers arrived. Remember, each language keeps its own table (Lesson 4.4), so both versions search contacts_cpp, C++'s own. A failed query prints the server's own message. The new steps, the fixed statement per field, the escaping, and the contains pattern, are commented in full; the ones from earlier lessons have short reminders.</w:t>
       </w:r>
     </w:p>
     <w:p>
@@ -9389,6 +11161,14 @@
         <w:pStyle w:val="SourceCode"/>
       </w:pPr>
       <w:r>
+        <w:t>// Remember, contacts_cpp is C++'s own table.</w:t>
+      </w:r>
+    </w:p>
+    <w:p>
+      <w:pPr>
+        <w:pStyle w:val="SourceCode"/>
+      </w:pPr>
+      <w:r>
         <w:t>const std::string FIND_BY_NAME = "SELECT id, name, email, phone "</w:t>
       </w:r>
     </w:p>
@@ -9397,7 +11177,7 @@
         <w:pStyle w:val="SourceCode"/>
       </w:pPr>
       <w:r>
-        <w:t xml:space="preserve">                                 "FROM contacts WHERE name LIKE ? "</w:t>
+        <w:t xml:space="preserve">                                 "FROM contacts_cpp WHERE name LIKE ? "</w:t>
       </w:r>
     </w:p>
     <w:p>
@@ -9421,7 +11201,7 @@
         <w:pStyle w:val="SourceCode"/>
       </w:pPr>
       <w:r>
-        <w:t xml:space="preserve">                                  "FROM contacts WHERE email LIKE ? "</w:t>
+        <w:t xml:space="preserve">                                  "FROM contacts_cpp WHERE email LIKE ? "</w:t>
       </w:r>
     </w:p>
     <w:p>
@@ -10976,7 +12756,7 @@
         <w:keepNext/>
       </w:pPr>
       <w:r>
-        <w:t>Run the block from the lesson-5.5 folder, in a terminal that has SPA_DB_PASSWORD. Its first lines run the Data Reset's file again, so the table holds exactly the four known contacts; the program then waits for your commands. Launch-VsDevShell prints a short Visual Studio banner, and cl prints the name of each file it compiles; those lines come before the program's output.</w:t>
+        <w:t>Run the block from the lesson-5.5 folder, in a terminal that has SPA_DB_PASSWORD. Its first lines run reset_contacts_cpp.sql again, so C++'s own table, contacts_cpp, holds exactly the four known contacts; the program then waits for your commands. Launch-VsDevShell prints a short Visual Studio banner, and cl prints the name of each file it compiles; those lines come before the program's output.</w:t>
       </w:r>
     </w:p>
     <w:p>
@@ -11017,7 +12797,7 @@
         <w:keepNext/>
       </w:pPr>
       <w:r>
-        <w:t xml:space="preserve">    -e "source ./sql/reset_contacts.sql"</w:t>
+        <w:t xml:space="preserve">    -e "source ./sql/reset_contacts_cpp.sql"</w:t>
       </w:r>
     </w:p>
     <w:p>
@@ -11146,7 +12926,7 @@
         <w:keepNext/>
       </w:pPr>
       <w:r>
-        <w:t>mysql -u devuser -h 127.0.0.1 -P 3306 -D spa_contacts &lt; ./sql/reset_contacts.sql</w:t>
+        <w:t>mysql -u devuser -h 127.0.0.1 -P 3306 -D spa_contacts \</w:t>
       </w:r>
     </w:p>
     <w:p>
@@ -11155,6 +12935,15 @@
         <w:keepNext/>
       </w:pPr>
       <w:r>
+        <w:t xml:space="preserve">    &lt; ./sql/reset_contacts_cpp.sql</w:t>
+      </w:r>
+    </w:p>
+    <w:p>
+      <w:pPr>
+        <w:pStyle w:val="CommandBlock"/>
+        <w:keepNext/>
+      </w:pPr>
+      <w:r>
         <w:t>unset MYSQL_PWD</w:t>
       </w:r>
     </w:p>
@@ -11781,6 +13570,14 @@
         <w:pStyle w:val="SourceCode"/>
       </w:pPr>
       <w:r>
+        <w:t>// Remember, contacts_cpp is C++'s own table.</w:t>
+      </w:r>
+    </w:p>
+    <w:p>
+      <w:pPr>
+        <w:pStyle w:val="SourceCode"/>
+      </w:pPr>
+      <w:r>
         <w:t>const std::string FIND_BY_NAME = "SELECT id, name, email, phone "</w:t>
       </w:r>
     </w:p>
@@ -11789,7 +13586,7 @@
         <w:pStyle w:val="SourceCode"/>
       </w:pPr>
       <w:r>
-        <w:t xml:space="preserve">                                 "FROM contacts WHERE name LIKE ? "</w:t>
+        <w:t xml:space="preserve">                                 "FROM contacts_cpp WHERE name LIKE ? "</w:t>
       </w:r>
     </w:p>
     <w:p>
@@ -11813,7 +13610,7 @@
         <w:pStyle w:val="SourceCode"/>
       </w:pPr>
       <w:r>
-        <w:t xml:space="preserve">                                  "FROM contacts WHERE email LIKE ? "</w:t>
+        <w:t xml:space="preserve">                                  "FROM contacts_cpp WHERE email LIKE ? "</w:t>
       </w:r>
     </w:p>
     <w:p>
@@ -13827,7 +15624,7 @@
         <w:keepNext/>
       </w:pPr>
       <w:r>
-        <w:t xml:space="preserve">    -e "source ./sql/reset_contacts.sql"</w:t>
+        <w:t xml:space="preserve">    -e "source ./sql/reset_contacts_cpp.sql"</w:t>
       </w:r>
     </w:p>
     <w:p>
@@ -13956,7 +15753,7 @@
         <w:keepNext/>
       </w:pPr>
       <w:r>
-        <w:t>mysql -u devuser -h 127.0.0.1 -P 3306 -D spa_contacts &lt; ./sql/reset_contacts.sql</w:t>
+        <w:t>mysql -u devuser -h 127.0.0.1 -P 3306 -D spa_contacts \</w:t>
       </w:r>
     </w:p>
     <w:p>
@@ -13965,6 +15762,15 @@
         <w:keepNext/>
       </w:pPr>
       <w:r>
+        <w:t xml:space="preserve">    &lt; ./sql/reset_contacts_cpp.sql</w:t>
+      </w:r>
+    </w:p>
+    <w:p>
+      <w:pPr>
+        <w:pStyle w:val="CommandBlock"/>
+        <w:keepNext/>
+      </w:pPr>
+      <w:r>
         <w:t>unset MYSQL_PWD</w:t>
       </w:r>
     </w:p>
@@ -14326,7 +16132,7 @@
         <w:t>Start with the most direct version: one file with the connection, Lesson 5.1's command loop, and two commands, find and quit. ReadAnswer is Lesson 5.1's, and ValidateTerm is Lesson 4.9's. EscapeWildcards calls Replace three times, backslash first. SearchContacts trims the two answers, picks FindByNameSql or FindByEmailSql, checks the term, builds the pattern with +, gives @pattern its value with AddWithValue, and prints each row with PrintRow. RunFind asks the two questions and calls SearchContacts only whe</w:t>
       </w:r>
       <w:r>
-        <w:t>n both answers arrived. A failed query prints the server's own message. The new steps, the fixed statement per field, the escaping, and the contains pattern, are commented in full; the ones from earlier lessons have short reminders.</w:t>
+        <w:t>n both answers arrived. Remember, each language keeps its own table (Lesson 4.4), so both versions search contacts_csharp, C#'s own. A failed query prints the server's own message. The new steps, the fixed statement per field, the escaping, and the contains pattern, are commented in full; the ones from earlier lessons have short reminders.</w:t>
       </w:r>
     </w:p>
     <w:p>
@@ -14551,6 +16357,14 @@
         <w:pStyle w:val="SourceCode"/>
       </w:pPr>
       <w:r>
+        <w:t xml:space="preserve">    // Remember, contacts_csharp is C#'s own table.</w:t>
+      </w:r>
+    </w:p>
+    <w:p>
+      <w:pPr>
+        <w:pStyle w:val="SourceCode"/>
+      </w:pPr>
+      <w:r>
         <w:t xml:space="preserve">    private const string FindByNameSql =</w:t>
       </w:r>
     </w:p>
@@ -14559,7 +16373,7 @@
         <w:pStyle w:val="SourceCode"/>
       </w:pPr>
       <w:r>
-        <w:t xml:space="preserve">        "SELECT id, name, email, phone FROM contacts " +</w:t>
+        <w:t xml:space="preserve">        "SELECT id, name, email, phone FROM contacts_csharp " +</w:t>
       </w:r>
     </w:p>
     <w:p>
@@ -14583,7 +16397,7 @@
         <w:pStyle w:val="SourceCode"/>
       </w:pPr>
       <w:r>
-        <w:t xml:space="preserve">        "SELECT id, name, email, phone FROM contacts " +</w:t>
+        <w:t xml:space="preserve">        "SELECT id, name, email, phone FROM contacts_csharp " +</w:t>
       </w:r>
     </w:p>
     <w:p>
@@ -16373,7 +18187,7 @@
         <w:keepNext/>
       </w:pPr>
       <w:r>
-        <w:t>Run the block from the lesson-5.5 folder, in a terminal that has SPA_DB_PASSWORD. Its first lines run the Data Reset's file again, so the table holds exactly the four known contacts; the program then waits for your commands. dotnet build shows its progress first and ends with a line such as Build succeeded in 1.2s (your time differs); those lines are not part of the program's output.</w:t>
+        <w:t>Run the block from the lesson-5.5 folder, in a terminal that has SPA_DB_PASSWORD. Its first lines run reset_contacts_csharp.sql again, so C#'s own table, contacts_csharp, holds exactly the four known contacts; the program then waits for your commands. dotnet build shows its progress first and ends with a line such as Build succeeded in 1.2s (your time differs); those lines are not part of the program's output.</w:t>
       </w:r>
     </w:p>
     <w:p>
@@ -16414,7 +18228,7 @@
         <w:keepNext/>
       </w:pPr>
       <w:r>
-        <w:t xml:space="preserve">    -e "source ./sql/reset_contacts.sql"</w:t>
+        <w:t xml:space="preserve">    -e "source ./sql/reset_contacts_csharp.sql"</w:t>
       </w:r>
     </w:p>
     <w:p>
@@ -16480,7 +18294,7 @@
         <w:keepNext/>
       </w:pPr>
       <w:r>
-        <w:t>mysql -u devuser -h 127.0.0.1 -P 3306 -D spa_contacts &lt; ./sql/reset_contacts.sql</w:t>
+        <w:t>mysql -u devuser -h 127.0.0.1 -P 3306 -D spa_contacts \</w:t>
       </w:r>
     </w:p>
     <w:p>
@@ -16489,6 +18303,15 @@
         <w:keepNext/>
       </w:pPr>
       <w:r>
+        <w:t xml:space="preserve">    &lt; ./sql/reset_contacts_csharp.sql</w:t>
+      </w:r>
+    </w:p>
+    <w:p>
+      <w:pPr>
+        <w:pStyle w:val="CommandBlock"/>
+        <w:keepNext/>
+      </w:pPr>
+      <w:r>
         <w:t>unset MYSQL_PWD</w:t>
       </w:r>
     </w:p>
@@ -16935,6 +18758,14 @@
         <w:pStyle w:val="SourceCode"/>
       </w:pPr>
       <w:r>
+        <w:t xml:space="preserve">    // Remember, contacts_csharp is C#'s own table.</w:t>
+      </w:r>
+    </w:p>
+    <w:p>
+      <w:pPr>
+        <w:pStyle w:val="SourceCode"/>
+      </w:pPr>
+      <w:r>
         <w:t xml:space="preserve">    private const string FindByNameSql =</w:t>
       </w:r>
     </w:p>
@@ -16943,7 +18774,7 @@
         <w:pStyle w:val="SourceCode"/>
       </w:pPr>
       <w:r>
-        <w:t xml:space="preserve">        "SELECT id, name, email, phone FROM contacts " +</w:t>
+        <w:t xml:space="preserve">        "SELECT id, name, email, phone FROM contacts_csharp " +</w:t>
       </w:r>
     </w:p>
     <w:p>
@@ -16967,7 +18798,7 @@
         <w:pStyle w:val="SourceCode"/>
       </w:pPr>
       <w:r>
-        <w:t xml:space="preserve">        "SELECT id, name, email, phone FROM contacts " +</w:t>
+        <w:t xml:space="preserve">        "SELECT id, name, email, phone FROM contacts_csharp " +</w:t>
       </w:r>
     </w:p>
     <w:p>
@@ -19352,7 +21183,7 @@
         <w:keepNext/>
       </w:pPr>
       <w:r>
-        <w:t xml:space="preserve">    -e "source ./sql/reset_contacts.sql"</w:t>
+        <w:t xml:space="preserve">    -e "source ./sql/reset_contacts_csharp.sql"</w:t>
       </w:r>
     </w:p>
     <w:p>
@@ -19418,7 +21249,7 @@
         <w:keepNext/>
       </w:pPr>
       <w:r>
-        <w:t>mysql -u devuser -h 127.0.0.1 -P 3306 -D spa_contacts &lt; ./sql/reset_contacts.sql</w:t>
+        <w:t>mysql -u devuser -h 127.0.0.1 -P 3306 -D spa_contacts \</w:t>
       </w:r>
     </w:p>
     <w:p>
@@ -19427,6 +21258,15 @@
         <w:keepNext/>
       </w:pPr>
       <w:r>
+        <w:t xml:space="preserve">    &lt; ./sql/reset_contacts_csharp.sql</w:t>
+      </w:r>
+    </w:p>
+    <w:p>
+      <w:pPr>
+        <w:pStyle w:val="CommandBlock"/>
+        <w:keepNext/>
+      </w:pPr>
+      <w:r>
         <w:t>unset MYSQL_PWD</w:t>
       </w:r>
     </w:p>
@@ -19761,7 +21601,7 @@
         <w:t>Start with the most direct version: one file with the connection, Lesson 5.1's command loop, and two commands, find and quit. readAnswer is Lesson 5.1's, and validateTerm is Lesson 4.9's. escapeWildcards calls strings.ReplaceAll three times, backslash first. searchContacts trims the two answers, picks findByNameSQL or findByEmailSQL, checks the term, builds the pattern with +, sends it with Query, and prints each row with printRow. runFind asks the two questions and calls searchContacts only when both answe</w:t>
       </w:r>
       <w:r>
-        <w:t>rs arrived. run connects and runs the loop, and main reports run's error value. A failed query prints the server's own message. The new steps, the fixed statement per field, the escaping, and the contains pattern, are commented in full; the ones from earlier lessons have short reminders.</w:t>
+        <w:t>rs arrived. run connects and runs the loop, and main reports run's error value. Remember, each language keeps its own table (Lesson 4.4), so both versions search contacts_go, Go's own. A failed query prints the server's own message. The new steps, the fixed statement per field, the escaping, and the contains pattern, are commented in full; the ones from earlier lessons have short reminders.</w:t>
       </w:r>
     </w:p>
     <w:p>
@@ -20052,7 +21892,15 @@
         <w:pStyle w:val="SourceCode"/>
       </w:pPr>
       <w:r>
-        <w:t>const findByNameSQL = "SELECT id, name, email, phone FROM contacts " +</w:t>
+        <w:t>// Remember, contacts_go is Go's own table.</w:t>
+      </w:r>
+    </w:p>
+    <w:p>
+      <w:pPr>
+        <w:pStyle w:val="SourceCode"/>
+      </w:pPr>
+      <w:r>
+        <w:t>const findByNameSQL = "SELECT id, name, email, phone FROM contacts_go " +</w:t>
       </w:r>
     </w:p>
     <w:p>
@@ -20068,7 +21916,7 @@
         <w:pStyle w:val="SourceCode"/>
       </w:pPr>
       <w:r>
-        <w:t>const findByEmailSQL = "SELECT id, name, email, phone FROM contacts " +</w:t>
+        <w:t>const findByEmailSQL = "SELECT id, name, email, phone FROM contacts_go " +</w:t>
       </w:r>
     </w:p>
     <w:p>
@@ -21674,7 +23522,7 @@
         <w:keepNext/>
       </w:pPr>
       <w:r>
-        <w:t>Run the block from the lesson-5.5 folder, in a terminal that has SPA_DB_PASSWORD. Its first lines run the Data Reset's file again, so the table holds exactly the four known contacts; the program then waits for your commands.</w:t>
+        <w:t>Run the block from the lesson-5.5 folder, in a terminal that has SPA_DB_PASSWORD. Its first lines run reset_contacts_go.sql again, so Go's own table, contacts_go, holds exactly the four known contacts; the program then waits for your commands.</w:t>
       </w:r>
     </w:p>
     <w:p>
@@ -21715,7 +23563,7 @@
         <w:keepNext/>
       </w:pPr>
       <w:r>
-        <w:t xml:space="preserve">    -e "source ./sql/reset_contacts.sql"</w:t>
+        <w:t xml:space="preserve">    -e "source ./sql/reset_contacts_go.sql"</w:t>
       </w:r>
     </w:p>
     <w:p>
@@ -21781,7 +23629,7 @@
         <w:keepNext/>
       </w:pPr>
       <w:r>
-        <w:t>mysql -u devuser -h 127.0.0.1 -P 3306 -D spa_contacts &lt; ./sql/reset_contacts.sql</w:t>
+        <w:t>mysql -u devuser -h 127.0.0.1 -P 3306 -D spa_contacts \</w:t>
       </w:r>
     </w:p>
     <w:p>
@@ -21790,6 +23638,15 @@
         <w:keepNext/>
       </w:pPr>
       <w:r>
+        <w:t xml:space="preserve">    &lt; ./sql/reset_contacts_go.sql</w:t>
+      </w:r>
+    </w:p>
+    <w:p>
+      <w:pPr>
+        <w:pStyle w:val="CommandBlock"/>
+        <w:keepNext/>
+      </w:pPr>
+      <w:r>
         <w:t>unset MYSQL_PWD</w:t>
       </w:r>
     </w:p>
@@ -22161,7 +24018,15 @@
         <w:pStyle w:val="SourceCode"/>
       </w:pPr>
       <w:r>
-        <w:t>const findByNameSQL = "SELECT id, name, email, phone FROM contacts " +</w:t>
+        <w:t>// Remember, contacts_go is Go's own table.</w:t>
+      </w:r>
+    </w:p>
+    <w:p>
+      <w:pPr>
+        <w:pStyle w:val="SourceCode"/>
+      </w:pPr>
+      <w:r>
+        <w:t>const findByNameSQL = "SELECT id, name, email, phone FROM contacts_go " +</w:t>
       </w:r>
     </w:p>
     <w:p>
@@ -22177,7 +24042,7 @@
         <w:pStyle w:val="SourceCode"/>
       </w:pPr>
       <w:r>
-        <w:t>const findByEmailSQL = "SELECT id, name, email, phone FROM contacts " +</w:t>
+        <w:t>const findByEmailSQL = "SELECT id, name, email, phone FROM contacts_go " +</w:t>
       </w:r>
     </w:p>
     <w:p>
@@ -24372,7 +26237,7 @@
         <w:keepNext/>
       </w:pPr>
       <w:r>
-        <w:t xml:space="preserve">    -e "source ./sql/reset_contacts.sql"</w:t>
+        <w:t xml:space="preserve">    -e "source ./sql/reset_contacts_go.sql"</w:t>
       </w:r>
     </w:p>
     <w:p>
@@ -24438,7 +26303,7 @@
         <w:keepNext/>
       </w:pPr>
       <w:r>
-        <w:t>mysql -u devuser -h 127.0.0.1 -P 3306 -D spa_contacts &lt; ./sql/reset_contacts.sql</w:t>
+        <w:t>mysql -u devuser -h 127.0.0.1 -P 3306 -D spa_contacts \</w:t>
       </w:r>
     </w:p>
     <w:p>
@@ -24447,6 +26312,15 @@
         <w:keepNext/>
       </w:pPr>
       <w:r>
+        <w:t xml:space="preserve">    &lt; ./sql/reset_contacts_go.sql</w:t>
+      </w:r>
+    </w:p>
+    <w:p>
+      <w:pPr>
+        <w:pStyle w:val="CommandBlock"/>
+        <w:keepNext/>
+      </w:pPr>
+      <w:r>
         <w:t>unset MYSQL_PWD</w:t>
       </w:r>
     </w:p>
@@ -24781,7 +26655,7 @@
         <w:t>Start with the most direct version: one file with the connection, Lesson 5.1's command loop, and two commands, find and quit. read_answer is Lesson 5.1's, and validate_term is Lesson 4.9's. escape_wildcards calls replace three times, backslash first. search_contacts trims the two answers, picks FIND_BY_NAME or FIND_BY_EMAIL, checks the term, builds the pattern with +, executes with (pattern,), and prints each row with print_row. run_find asks the two questions and calls search_contacts only when both answer</w:t>
       </w:r>
       <w:r>
-        <w:t>s arrived. A failed query prints the server's own message. The new steps, the fixed statement per field, the escaping, and the contains pattern, are commented in full; the ones from earlier lessons have short reminders.</w:t>
+        <w:t>s arrived. Remember, each language keeps its own table (Lesson 4.4), so both versions search contacts_python, Python's own. A failed query prints the server's own message. The new steps, the fixed statement per field, the escaping, and the contains pattern, are commented in full; the ones from earlier lessons have short reminders.</w:t>
       </w:r>
     </w:p>
     <w:p>
@@ -25011,7 +26885,15 @@
         <w:pStyle w:val="SourceCode"/>
       </w:pPr>
       <w:r>
-        <w:t>FIND_BY_NAME = ("SELECT id, name, email, phone FROM contacts "</w:t>
+        <w:t># Remember, contacts_python is Python's own table.</w:t>
+      </w:r>
+    </w:p>
+    <w:p>
+      <w:pPr>
+        <w:pStyle w:val="SourceCode"/>
+      </w:pPr>
+      <w:r>
+        <w:t>FIND_BY_NAME = ("SELECT id, name, email, phone FROM contacts_python "</w:t>
       </w:r>
     </w:p>
     <w:p>
@@ -25027,7 +26909,7 @@
         <w:pStyle w:val="SourceCode"/>
       </w:pPr>
       <w:r>
-        <w:t>FIND_BY_EMAIL = ("SELECT id, name, email, phone FROM contacts "</w:t>
+        <w:t>FIND_BY_EMAIL = ("SELECT id, name, email, phone FROM contacts_python "</w:t>
       </w:r>
     </w:p>
     <w:p>
@@ -26299,7 +28181,7 @@
         <w:keepNext/>
       </w:pPr>
       <w:r>
-        <w:t>Run the block from the lesson-5.5 folder, in a terminal that has SPA_DB_PASSWORD. Its first lines run the Data Reset's file again, so the table holds exactly the four known contacts; the program then waits for your commands. Python has no build step.</w:t>
+        <w:t>Run the block from the lesson-5.5 folder, in a terminal that has SPA_DB_PASSWORD. Its first lines run reset_contacts_python.sql again, so Python's own table, contacts_python, holds exactly the four known contacts; the program then waits for your commands. Python has no build step.</w:t>
       </w:r>
     </w:p>
     <w:p>
@@ -26340,7 +28222,7 @@
         <w:keepNext/>
       </w:pPr>
       <w:r>
-        <w:t xml:space="preserve">    -e "source ./sql/reset_contacts.sql"</w:t>
+        <w:t xml:space="preserve">    -e "source ./sql/reset_contacts_python.sql"</w:t>
       </w:r>
     </w:p>
     <w:p>
@@ -26397,7 +28279,7 @@
         <w:keepNext/>
       </w:pPr>
       <w:r>
-        <w:t>mysql -u devuser -h 127.0.0.1 -P 3306 -D spa_contacts &lt; ./sql/reset_contacts.sql</w:t>
+        <w:t>mysql -u devuser -h 127.0.0.1 -P 3306 -D spa_contacts \</w:t>
       </w:r>
     </w:p>
     <w:p>
@@ -26406,6 +28288,15 @@
         <w:keepNext/>
       </w:pPr>
       <w:r>
+        <w:t xml:space="preserve">    &lt; ./sql/reset_contacts_python.sql</w:t>
+      </w:r>
+    </w:p>
+    <w:p>
+      <w:pPr>
+        <w:pStyle w:val="CommandBlock"/>
+        <w:keepNext/>
+      </w:pPr>
+      <w:r>
         <w:t>unset MYSQL_PWD</w:t>
       </w:r>
     </w:p>
@@ -26686,7 +28577,15 @@
         <w:pStyle w:val="SourceCode"/>
       </w:pPr>
       <w:r>
-        <w:t>FIND_BY_NAME = ("SELECT id, name, email, phone FROM contacts "</w:t>
+        <w:t># Remember, contacts_python is Python's own table.</w:t>
+      </w:r>
+    </w:p>
+    <w:p>
+      <w:pPr>
+        <w:pStyle w:val="SourceCode"/>
+      </w:pPr>
+      <w:r>
+        <w:t>FIND_BY_NAME = ("SELECT id, name, email, phone FROM contacts_python "</w:t>
       </w:r>
     </w:p>
     <w:p>
@@ -26702,7 +28601,7 @@
         <w:pStyle w:val="SourceCode"/>
       </w:pPr>
       <w:r>
-        <w:t>FIND_BY_EMAIL = ("SELECT id, name, email, phone FROM contacts "</w:t>
+        <w:t>FIND_BY_EMAIL = ("SELECT id, name, email, phone FROM contacts_python "</w:t>
       </w:r>
     </w:p>
     <w:p>
@@ -28486,7 +30385,7 @@
         <w:keepNext/>
       </w:pPr>
       <w:r>
-        <w:t xml:space="preserve">    -e "source ./sql/reset_contacts.sql"</w:t>
+        <w:t xml:space="preserve">    -e "source ./sql/reset_contacts_python.sql"</w:t>
       </w:r>
     </w:p>
     <w:p>
@@ -28543,7 +30442,7 @@
         <w:keepNext/>
       </w:pPr>
       <w:r>
-        <w:t>mysql -u devuser -h 127.0.0.1 -P 3306 -D spa_contacts &lt; ./sql/reset_contacts.sql</w:t>
+        <w:t>mysql -u devuser -h 127.0.0.1 -P 3306 -D spa_contacts \</w:t>
       </w:r>
     </w:p>
     <w:p>
@@ -28552,6 +30451,15 @@
         <w:keepNext/>
       </w:pPr>
       <w:r>
+        <w:t xml:space="preserve">    &lt; ./sql/reset_contacts_python.sql</w:t>
+      </w:r>
+    </w:p>
+    <w:p>
+      <w:pPr>
+        <w:pStyle w:val="CommandBlock"/>
+        <w:keepNext/>
+      </w:pPr>
+      <w:r>
         <w:t>unset MYSQL_PWD</w:t>
       </w:r>
     </w:p>
@@ -28877,7 +30785,7 @@
         <w:t>Start with the most direct version: one file with the connection, Lesson 5.1's command loop, and two commands, find and quit. readAnswer is Lesson 5.1's, and validateTerm is Lesson 4.9's. escapeWildcards calls replaceAll three times, backslash first. searchContacts trims the two answers, picks FIND_BY_NAME or FIND_BY_EMAIL, checks the term, builds the pattern with +, sends it with execute, and prints each row with printRow. runFind asks the two questions and calls searchContacts only when both answers arriv</w:t>
       </w:r>
       <w:r>
-        <w:t>ed. A failed query prints the server's own message. The new steps, the fixed statement per field, the escaping, and the contains pattern, are commented in full; the ones from earlier lessons have short reminders.</w:t>
+        <w:t>ed. Remember, each language keeps its own table (Lesson 4.4), so both versions search contacts_typescript, TypeScript's own. A failed query prints the server's own message. The new steps, the fixed statement per field, the escaping, and the contains pattern, are commented in full; the ones from earlier lessons have short reminders.</w:t>
       </w:r>
     </w:p>
     <w:p>
@@ -29094,31 +31002,39 @@
         <w:pStyle w:val="SourceCode"/>
       </w:pPr>
       <w:r>
-        <w:t>const FIND_BY_NAME: string = "SELECT id, name, email, phone FROM contacts " +</w:t>
-      </w:r>
-    </w:p>
-    <w:p>
-      <w:pPr>
-        <w:pStyle w:val="SourceCode"/>
-      </w:pPr>
-      <w:r>
-        <w:t xml:space="preserve">    "WHERE name LIKE ? ORDER BY name, id";</w:t>
-      </w:r>
-    </w:p>
-    <w:p>
-      <w:pPr>
-        <w:pStyle w:val="SourceCode"/>
-      </w:pPr>
-      <w:r>
-        <w:t>const FIND_BY_EMAIL: string = "SELECT id, name, email, phone FROM contacts " +</w:t>
-      </w:r>
-    </w:p>
-    <w:p>
-      <w:pPr>
-        <w:pStyle w:val="SourceCode"/>
-      </w:pPr>
-      <w:r>
-        <w:t xml:space="preserve">    "WHERE email LIKE ? ORDER BY name, id";</w:t>
+        <w:t>// Remember, contacts_typescript is TypeScript's own table.</w:t>
+      </w:r>
+    </w:p>
+    <w:p>
+      <w:pPr>
+        <w:pStyle w:val="SourceCode"/>
+      </w:pPr>
+      <w:r>
+        <w:t>const FIND_BY_NAME: string = "SELECT id, name, email, phone " +</w:t>
+      </w:r>
+    </w:p>
+    <w:p>
+      <w:pPr>
+        <w:pStyle w:val="SourceCode"/>
+      </w:pPr>
+      <w:r>
+        <w:t xml:space="preserve">    "FROM contacts_typescript WHERE name LIKE ? ORDER BY name, id";</w:t>
+      </w:r>
+    </w:p>
+    <w:p>
+      <w:pPr>
+        <w:pStyle w:val="SourceCode"/>
+      </w:pPr>
+      <w:r>
+        <w:t>const FIND_BY_EMAIL: string = "SELECT id, name, email, phone " +</w:t>
+      </w:r>
+    </w:p>
+    <w:p>
+      <w:pPr>
+        <w:pStyle w:val="SourceCode"/>
+      </w:pPr>
+      <w:r>
+        <w:t xml:space="preserve">    "FROM contacts_typescript WHERE email LIKE ? ORDER BY name, id";</w:t>
       </w:r>
     </w:p>
     <w:p>
@@ -30607,7 +32523,7 @@
         <w:keepNext/>
       </w:pPr>
       <w:r>
-        <w:t>Run the block from the lesson-5.5 folder, in a terminal that has SPA_DB_PASSWORD. Its first lines run the Data Reset's file again, so the table holds exactly the four known contacts; the program then waits for your commands. npm prints the name of each script it runs before the program's output.</w:t>
+        <w:t>Run the block from the lesson-5.5 folder, in a terminal that has SPA_DB_PASSWORD. Its first lines run reset_contacts_typescript.sql again, so TypeScript's own table, contacts_typescript, holds exactly the four known contacts; the program then waits for your commands. npm prints the name of each script it runs before the program's output.</w:t>
       </w:r>
     </w:p>
     <w:p>
@@ -30648,7 +32564,7 @@
         <w:keepNext/>
       </w:pPr>
       <w:r>
-        <w:t xml:space="preserve">    -e "source ./sql/reset_contacts.sql"</w:t>
+        <w:t xml:space="preserve">    -e "source ./sql/reset_contacts_typescript.sql"</w:t>
       </w:r>
     </w:p>
     <w:p>
@@ -30723,7 +32639,7 @@
         <w:keepNext/>
       </w:pPr>
       <w:r>
-        <w:t>mysql -u devuser -h 127.0.0.1 -P 3306 -D spa_contacts &lt; ./sql/reset_contacts.sql</w:t>
+        <w:t>mysql -u devuser -h 127.0.0.1 -P 3306 -D spa_contacts \</w:t>
       </w:r>
     </w:p>
     <w:p>
@@ -30732,6 +32648,15 @@
         <w:keepNext/>
       </w:pPr>
       <w:r>
+        <w:t xml:space="preserve">    &lt; ./sql/reset_contacts_typescript.sql</w:t>
+      </w:r>
+    </w:p>
+    <w:p>
+      <w:pPr>
+        <w:pStyle w:val="CommandBlock"/>
+        <w:keepNext/>
+      </w:pPr>
+      <w:r>
         <w:t>unset MYSQL_PWD</w:t>
       </w:r>
     </w:p>
@@ -31017,31 +32942,39 @@
         <w:pStyle w:val="SourceCode"/>
       </w:pPr>
       <w:r>
-        <w:t>const FIND_BY_NAME: string = "SELECT id, name, email, phone FROM contacts " +</w:t>
-      </w:r>
-    </w:p>
-    <w:p>
-      <w:pPr>
-        <w:pStyle w:val="SourceCode"/>
-      </w:pPr>
-      <w:r>
-        <w:t xml:space="preserve">    "WHERE name LIKE ? ORDER BY name, id";</w:t>
-      </w:r>
-    </w:p>
-    <w:p>
-      <w:pPr>
-        <w:pStyle w:val="SourceCode"/>
-      </w:pPr>
-      <w:r>
-        <w:t>const FIND_BY_EMAIL: string = "SELECT id, name, email, phone FROM contacts " +</w:t>
-      </w:r>
-    </w:p>
-    <w:p>
-      <w:pPr>
-        <w:pStyle w:val="SourceCode"/>
-      </w:pPr>
-      <w:r>
-        <w:t xml:space="preserve">    "WHERE email LIKE ? ORDER BY name, id";</w:t>
+        <w:t>// Remember, contacts_typescript is TypeScript's own table.</w:t>
+      </w:r>
+    </w:p>
+    <w:p>
+      <w:pPr>
+        <w:pStyle w:val="SourceCode"/>
+      </w:pPr>
+      <w:r>
+        <w:t>const FIND_BY_NAME: string = "SELECT id, name, email, phone " +</w:t>
+      </w:r>
+    </w:p>
+    <w:p>
+      <w:pPr>
+        <w:pStyle w:val="SourceCode"/>
+      </w:pPr>
+      <w:r>
+        <w:t xml:space="preserve">    "FROM contacts_typescript WHERE name LIKE ? ORDER BY name, id";</w:t>
+      </w:r>
+    </w:p>
+    <w:p>
+      <w:pPr>
+        <w:pStyle w:val="SourceCode"/>
+      </w:pPr>
+      <w:r>
+        <w:t>const FIND_BY_EMAIL: string = "SELECT id, name, email, phone " +</w:t>
+      </w:r>
+    </w:p>
+    <w:p>
+      <w:pPr>
+        <w:pStyle w:val="SourceCode"/>
+      </w:pPr>
+      <w:r>
+        <w:t xml:space="preserve">    "FROM contacts_typescript WHERE email LIKE ? ORDER BY name, id";</w:t>
       </w:r>
     </w:p>
     <w:p>
@@ -33162,7 +35095,7 @@
         <w:keepNext/>
       </w:pPr>
       <w:r>
-        <w:t xml:space="preserve">    -e "source ./sql/reset_contacts.sql"</w:t>
+        <w:t xml:space="preserve">    -e "source ./sql/reset_contacts_typescript.sql"</w:t>
       </w:r>
     </w:p>
     <w:p>
@@ -33237,7 +35170,16 @@
         <w:keepNext/>
       </w:pPr>
       <w:r>
-        <w:t>mysql -u devuser -h 127.0.0.1 -P 3306 -D spa_contacts &lt; ./sql/reset_contacts.sql</w:t>
+        <w:t>mysql -u devuser -h 127.0.0.1 -P 3306 -D spa_contacts \</w:t>
+      </w:r>
+    </w:p>
+    <w:p>
+      <w:pPr>
+        <w:pStyle w:val="CommandBlock"/>
+        <w:keepNext/>
+      </w:pPr>
+      <w:r>
+        <w:t xml:space="preserve">    &lt; ./sql/reset_contacts_typescript.sql</w:t>
       </w:r>
     </w:p>
     <w:p>
@@ -36031,31 +37973,31 @@
       </w:rPr>
     </w:lvl>
   </w:abstractNum>
-  <w:num w:numId="1" w16cid:durableId="1614433376">
+  <w:num w:numId="1" w16cid:durableId="969744455">
     <w:abstractNumId w:val="8"/>
   </w:num>
-  <w:num w:numId="2" w16cid:durableId="1347824914">
+  <w:num w:numId="2" w16cid:durableId="1635522543">
     <w:abstractNumId w:val="6"/>
   </w:num>
-  <w:num w:numId="3" w16cid:durableId="1425033272">
+  <w:num w:numId="3" w16cid:durableId="1179660216">
     <w:abstractNumId w:val="5"/>
   </w:num>
-  <w:num w:numId="4" w16cid:durableId="1695576649">
+  <w:num w:numId="4" w16cid:durableId="172064350">
     <w:abstractNumId w:val="4"/>
   </w:num>
-  <w:num w:numId="5" w16cid:durableId="2142183172">
+  <w:num w:numId="5" w16cid:durableId="1433163413">
     <w:abstractNumId w:val="7"/>
   </w:num>
-  <w:num w:numId="6" w16cid:durableId="1570071155">
+  <w:num w:numId="6" w16cid:durableId="2123761161">
     <w:abstractNumId w:val="3"/>
   </w:num>
-  <w:num w:numId="7" w16cid:durableId="744647635">
+  <w:num w:numId="7" w16cid:durableId="1093093157">
     <w:abstractNumId w:val="2"/>
   </w:num>
-  <w:num w:numId="8" w16cid:durableId="2121676825">
+  <w:num w:numId="8" w16cid:durableId="1362705557">
     <w:abstractNumId w:val="1"/>
   </w:num>
-  <w:num w:numId="9" w16cid:durableId="429349175">
+  <w:num w:numId="9" w16cid:durableId="747921135">
     <w:abstractNumId w:val="0"/>
   </w:num>
 </w:numbering>
